--- a/Lab3/report/Lab3_Report.docx
+++ b/Lab3/report/Lab3_Report.docx
@@ -52,8 +52,6 @@
         </w:rPr>
         <w:t>1. Introduction</w:t>
       </w:r>
-      <w:bookmarkStart w:id="0" w:name="_GoBack"/>
-      <w:bookmarkEnd w:id="0"/>
     </w:p>
     <w:p>
       <w:pPr>
@@ -95,7 +93,7 @@
     </w:p>
     <w:tbl>
       <w:tblPr>
-        <w:tblStyle w:val="32"/>
+        <w:tblStyle w:val="34"/>
         <w:tblW w:w="0" w:type="auto"/>
         <w:jc w:val="center"/>
         <w:tblLayout w:type="autofit"/>
@@ -1263,9 +1261,1132 @@
       </w:pPr>
       <w:r>
         <w:rPr>
+          <w:rFonts w:hint="eastAsia" w:eastAsia="宋体"/>
           <w:color w:val="auto"/>
-        </w:rPr>
-        <w:t>7. Summary of Modified / Added Files</w:t>
+          <w:lang w:val="en-US" w:eastAsia="zh-CN"/>
+        </w:rPr>
+        <w:t>7.</w:t>
+      </w:r>
+      <w:r>
+        <w:rPr>
+          <w:color w:val="auto"/>
+        </w:rPr>
+        <w:t>Runtime Testing and Execution Evidence</w:t>
+      </w:r>
+    </w:p>
+    <w:p>
+      <w:pPr>
+        <w:pStyle w:val="3"/>
+        <w:rPr>
+          <w:rFonts w:hint="eastAsia" w:eastAsia="宋体"/>
+          <w:color w:val="auto"/>
+          <w:lang w:val="en-US" w:eastAsia="zh-CN"/>
+        </w:rPr>
+      </w:pPr>
+      <w:r>
+        <w:rPr>
+          <w:rFonts w:hint="eastAsia" w:eastAsia="宋体"/>
+          <w:color w:val="auto"/>
+          <w:lang w:val="en-US" w:eastAsia="zh-CN"/>
+        </w:rPr>
+        <w:t>7.1 Qt Build Environment</w:t>
+      </w:r>
+    </w:p>
+    <w:p>
+      <w:pPr>
+        <w:pStyle w:val="31"/>
+        <w:keepNext w:val="0"/>
+        <w:keepLines w:val="0"/>
+        <w:widowControl/>
+        <w:suppressLineNumbers w:val="0"/>
+        <w:spacing w:before="0" w:beforeAutospacing="1" w:after="0" w:afterAutospacing="1"/>
+        <w:ind w:left="0" w:right="0"/>
+        <w:rPr>
+          <w:sz w:val="21"/>
+          <w:szCs w:val="21"/>
+        </w:rPr>
+      </w:pPr>
+      <w:r>
+        <w:rPr>
+          <w:sz w:val="21"/>
+          <w:szCs w:val="21"/>
+        </w:rPr>
+        <w:t xml:space="preserve">The QtPackMan application was built and executed using Qt Creator on Windows. The project was opened through the </w:t>
+      </w:r>
+      <w:r>
+        <w:rPr>
+          <w:rStyle w:val="137"/>
+          <w:rFonts w:hint="default" w:ascii="Arial" w:hAnsi="Arial" w:cs="Arial"/>
+          <w:b/>
+          <w:bCs/>
+          <w:sz w:val="21"/>
+          <w:szCs w:val="21"/>
+        </w:rPr>
+        <w:t>QtPackMan.d.pro</w:t>
+      </w:r>
+      <w:r>
+        <w:rPr>
+          <w:sz w:val="21"/>
+          <w:szCs w:val="21"/>
+        </w:rPr>
+        <w:t xml:space="preserve"> file. This file is the Qt project configuration file used by the qmake build system to generate the required Makefile and compile the application.</w:t>
+      </w:r>
+    </w:p>
+    <w:p>
+      <w:pPr>
+        <w:pStyle w:val="31"/>
+        <w:keepNext w:val="0"/>
+        <w:keepLines w:val="0"/>
+        <w:widowControl/>
+        <w:suppressLineNumbers w:val="0"/>
+        <w:rPr>
+          <w:sz w:val="21"/>
+          <w:szCs w:val="21"/>
+        </w:rPr>
+      </w:pPr>
+      <w:r>
+        <w:rPr>
+          <w:sz w:val="21"/>
+          <w:szCs w:val="21"/>
+        </w:rPr>
+        <w:t xml:space="preserve">To make the legacy Qt project compatible with the current Qt Creator environment, the </w:t>
+      </w:r>
+      <w:r>
+        <w:rPr>
+          <w:rStyle w:val="137"/>
+          <w:rFonts w:hint="default" w:ascii="Arial" w:hAnsi="Arial" w:cs="Arial"/>
+          <w:b/>
+          <w:bCs/>
+          <w:sz w:val="21"/>
+          <w:szCs w:val="21"/>
+        </w:rPr>
+        <w:t>.pro</w:t>
+      </w:r>
+      <w:r>
+        <w:rPr>
+          <w:sz w:val="21"/>
+          <w:szCs w:val="21"/>
+        </w:rPr>
+        <w:t xml:space="preserve"> file was updated as follows:</w:t>
+      </w:r>
+    </w:p>
+    <w:p>
+      <w:pPr>
+        <w:pStyle w:val="30"/>
+        <w:keepNext w:val="0"/>
+        <w:keepLines w:val="0"/>
+        <w:widowControl/>
+        <w:suppressLineNumbers w:val="0"/>
+        <w:rPr>
+          <w:rStyle w:val="137"/>
+          <w:rFonts w:hint="default" w:ascii="Arial" w:hAnsi="Arial" w:cs="Arial"/>
+          <w:b/>
+          <w:bCs/>
+          <w:sz w:val="21"/>
+          <w:szCs w:val="21"/>
+        </w:rPr>
+      </w:pPr>
+      <w:r>
+        <w:rPr>
+          <w:rStyle w:val="137"/>
+          <w:rFonts w:hint="default" w:ascii="Arial" w:hAnsi="Arial" w:cs="Arial"/>
+          <w:b/>
+          <w:bCs/>
+          <w:sz w:val="21"/>
+          <w:szCs w:val="21"/>
+        </w:rPr>
+        <w:t>TEMPLATE = app</w:t>
+      </w:r>
+    </w:p>
+    <w:p>
+      <w:pPr>
+        <w:pStyle w:val="30"/>
+        <w:keepNext w:val="0"/>
+        <w:keepLines w:val="0"/>
+        <w:widowControl/>
+        <w:suppressLineNumbers w:val="0"/>
+        <w:rPr>
+          <w:rStyle w:val="137"/>
+          <w:rFonts w:hint="default" w:ascii="Arial" w:hAnsi="Arial" w:cs="Arial"/>
+          <w:b/>
+          <w:bCs/>
+          <w:sz w:val="21"/>
+          <w:szCs w:val="21"/>
+        </w:rPr>
+      </w:pPr>
+      <w:r>
+        <w:rPr>
+          <w:rStyle w:val="137"/>
+          <w:rFonts w:hint="default" w:ascii="Arial" w:hAnsi="Arial" w:cs="Arial"/>
+          <w:b/>
+          <w:bCs/>
+          <w:sz w:val="21"/>
+          <w:szCs w:val="21"/>
+        </w:rPr>
+        <w:t>TARGET = QtPackMan</w:t>
+      </w:r>
+    </w:p>
+    <w:p>
+      <w:pPr>
+        <w:pStyle w:val="30"/>
+        <w:keepNext w:val="0"/>
+        <w:keepLines w:val="0"/>
+        <w:widowControl/>
+        <w:suppressLineNumbers w:val="0"/>
+        <w:rPr>
+          <w:rStyle w:val="137"/>
+          <w:rFonts w:hint="default" w:ascii="Arial" w:hAnsi="Arial" w:cs="Arial"/>
+          <w:b/>
+          <w:bCs/>
+          <w:sz w:val="21"/>
+          <w:szCs w:val="21"/>
+        </w:rPr>
+      </w:pPr>
+      <w:r>
+        <w:rPr>
+          <w:rStyle w:val="137"/>
+          <w:rFonts w:hint="default" w:ascii="Arial" w:hAnsi="Arial" w:cs="Arial"/>
+          <w:b/>
+          <w:bCs/>
+          <w:sz w:val="21"/>
+          <w:szCs w:val="21"/>
+        </w:rPr>
+        <w:t>QT += widgets</w:t>
+      </w:r>
+    </w:p>
+    <w:p>
+      <w:pPr>
+        <w:pStyle w:val="30"/>
+        <w:keepNext w:val="0"/>
+        <w:keepLines w:val="0"/>
+        <w:widowControl/>
+        <w:suppressLineNumbers w:val="0"/>
+        <w:rPr>
+          <w:rStyle w:val="137"/>
+          <w:rFonts w:hint="default" w:ascii="Arial" w:hAnsi="Arial" w:cs="Arial"/>
+          <w:b/>
+          <w:bCs/>
+          <w:sz w:val="21"/>
+          <w:szCs w:val="21"/>
+        </w:rPr>
+      </w:pPr>
+      <w:r>
+        <w:rPr>
+          <w:rStyle w:val="137"/>
+          <w:rFonts w:hint="default" w:ascii="Arial" w:hAnsi="Arial" w:cs="Arial"/>
+          <w:b/>
+          <w:bCs/>
+          <w:sz w:val="21"/>
+          <w:szCs w:val="21"/>
+        </w:rPr>
+        <w:t>DEPENDPATH += .</w:t>
+      </w:r>
+    </w:p>
+    <w:p>
+      <w:pPr>
+        <w:pStyle w:val="30"/>
+        <w:keepNext w:val="0"/>
+        <w:keepLines w:val="0"/>
+        <w:widowControl/>
+        <w:suppressLineNumbers w:val="0"/>
+        <w:rPr>
+          <w:rFonts w:hint="default" w:ascii="Arial" w:hAnsi="Arial" w:cs="Arial"/>
+          <w:b/>
+          <w:bCs/>
+          <w:sz w:val="21"/>
+          <w:szCs w:val="21"/>
+        </w:rPr>
+      </w:pPr>
+      <w:r>
+        <w:rPr>
+          <w:rStyle w:val="137"/>
+          <w:rFonts w:hint="default" w:ascii="Arial" w:hAnsi="Arial" w:cs="Arial"/>
+          <w:b/>
+          <w:bCs/>
+          <w:sz w:val="21"/>
+          <w:szCs w:val="21"/>
+        </w:rPr>
+        <w:t>INCLUDEPATH += .</w:t>
+      </w:r>
+    </w:p>
+    <w:p>
+      <w:pPr>
+        <w:pStyle w:val="31"/>
+        <w:keepNext w:val="0"/>
+        <w:keepLines w:val="0"/>
+        <w:widowControl/>
+        <w:suppressLineNumbers w:val="0"/>
+        <w:rPr>
+          <w:sz w:val="21"/>
+          <w:szCs w:val="21"/>
+        </w:rPr>
+      </w:pPr>
+      <w:r>
+        <w:rPr>
+          <w:sz w:val="21"/>
+          <w:szCs w:val="21"/>
+        </w:rPr>
+        <w:t xml:space="preserve">The line </w:t>
+      </w:r>
+      <w:r>
+        <w:rPr>
+          <w:rStyle w:val="137"/>
+          <w:rFonts w:hint="default" w:ascii="Arial" w:hAnsi="Arial" w:cs="Arial"/>
+          <w:b/>
+          <w:bCs/>
+          <w:sz w:val="21"/>
+          <w:szCs w:val="21"/>
+        </w:rPr>
+        <w:t>QT += widgets</w:t>
+      </w:r>
+      <w:r>
+        <w:rPr>
+          <w:sz w:val="21"/>
+          <w:szCs w:val="21"/>
+        </w:rPr>
+        <w:t xml:space="preserve"> was added because the application uses Qt Widget-based GUI components, including </w:t>
+      </w:r>
+      <w:r>
+        <w:rPr>
+          <w:rStyle w:val="137"/>
+          <w:rFonts w:hint="default" w:ascii="Arial" w:hAnsi="Arial" w:cs="Arial"/>
+          <w:b/>
+          <w:bCs/>
+          <w:sz w:val="21"/>
+          <w:szCs w:val="21"/>
+        </w:rPr>
+        <w:t>QApplication</w:t>
+      </w:r>
+      <w:r>
+        <w:rPr>
+          <w:rFonts w:hint="default" w:ascii="Arial" w:hAnsi="Arial" w:cs="Arial"/>
+          <w:b/>
+          <w:bCs/>
+          <w:sz w:val="21"/>
+          <w:szCs w:val="21"/>
+        </w:rPr>
+        <w:t xml:space="preserve">, </w:t>
+      </w:r>
+      <w:r>
+        <w:rPr>
+          <w:sz w:val="21"/>
+          <w:szCs w:val="21"/>
+        </w:rPr>
+        <w:t xml:space="preserve">layout widgets, buttons, and graphical board cells. The project was configured using the </w:t>
+      </w:r>
+      <w:r>
+        <w:rPr>
+          <w:rStyle w:val="137"/>
+          <w:rFonts w:hint="default" w:ascii="Arial" w:hAnsi="Arial" w:cs="Arial"/>
+          <w:b/>
+          <w:bCs/>
+          <w:sz w:val="21"/>
+          <w:szCs w:val="21"/>
+        </w:rPr>
+        <w:t>Desktop Qt 6.11.1 MinGW 64-bit</w:t>
+      </w:r>
+      <w:r>
+        <w:rPr>
+          <w:sz w:val="21"/>
+          <w:szCs w:val="21"/>
+        </w:rPr>
+        <w:t xml:space="preserve"> kit.</w:t>
+      </w:r>
+    </w:p>
+    <w:p>
+      <w:pPr>
+        <w:pStyle w:val="3"/>
+        <w:rPr>
+          <w:rFonts w:hint="eastAsia" w:eastAsia="宋体"/>
+          <w:color w:val="auto"/>
+          <w:lang w:val="en-US" w:eastAsia="zh-CN"/>
+        </w:rPr>
+      </w:pPr>
+      <w:r>
+        <w:rPr>
+          <w:rFonts w:hint="eastAsia" w:eastAsia="宋体"/>
+          <w:color w:val="auto"/>
+          <w:lang w:val="en-US" w:eastAsia="zh-CN"/>
+        </w:rPr>
+        <w:t>7.2 Successful Application Launch</w:t>
+      </w:r>
+    </w:p>
+    <w:p>
+      <w:pPr>
+        <w:pStyle w:val="31"/>
+        <w:keepNext w:val="0"/>
+        <w:keepLines w:val="0"/>
+        <w:widowControl/>
+        <w:suppressLineNumbers w:val="0"/>
+        <w:rPr>
+          <w:sz w:val="21"/>
+          <w:szCs w:val="21"/>
+        </w:rPr>
+      </w:pPr>
+      <w:r>
+        <w:rPr>
+          <w:sz w:val="21"/>
+          <w:szCs w:val="21"/>
+        </w:rPr>
+        <w:t xml:space="preserve">After the project was configured, it was built and executed successfully in Qt Creator. The first runtime screenshot shows the QtPackMan application window after launch. The window displays the </w:t>
+      </w:r>
+      <w:r>
+        <w:rPr>
+          <w:rStyle w:val="137"/>
+          <w:rFonts w:hint="default" w:ascii="Arial" w:hAnsi="Arial" w:cs="Arial"/>
+          <w:b/>
+          <w:bCs/>
+          <w:sz w:val="21"/>
+          <w:szCs w:val="21"/>
+        </w:rPr>
+        <w:t>START</w:t>
+      </w:r>
+      <w:r>
+        <w:rPr>
+          <w:rFonts w:hint="default" w:ascii="Arial" w:hAnsi="Arial" w:cs="Arial"/>
+          <w:b/>
+          <w:bCs/>
+          <w:sz w:val="21"/>
+          <w:szCs w:val="21"/>
+        </w:rPr>
+        <w:t xml:space="preserve"> </w:t>
+      </w:r>
+      <w:r>
+        <w:rPr>
+          <w:sz w:val="21"/>
+          <w:szCs w:val="21"/>
+        </w:rPr>
+        <w:t>button and the main graphical area, confirming that the Qt GUI can be created and displayed correctly.</w:t>
+      </w:r>
+    </w:p>
+    <w:p>
+      <w:pPr>
+        <w:pStyle w:val="3"/>
+        <w:rPr>
+          <w:rFonts w:hint="eastAsia" w:eastAsia="宋体"/>
+          <w:color w:val="auto"/>
+          <w:lang w:val="en-US" w:eastAsia="zh-CN"/>
+        </w:rPr>
+      </w:pPr>
+      <w:r>
+        <w:rPr>
+          <w:rFonts w:hint="eastAsia" w:eastAsia="宋体"/>
+          <w:color w:val="auto"/>
+          <w:lang w:val="en-US" w:eastAsia="zh-CN"/>
+        </w:rPr>
+        <w:drawing>
+          <wp:inline distT="0" distB="0" distL="114300" distR="114300">
+            <wp:extent cx="6551295" cy="3789680"/>
+            <wp:effectExtent l="0" t="0" r="1905" b="1270"/>
+            <wp:docPr id="3" name="图片 3" descr="QtPackMan_start_screen"/>
+            <wp:cNvGraphicFramePr>
+              <a:graphicFrameLocks xmlns:a="http://schemas.openxmlformats.org/drawingml/2006/main" noChangeAspect="1"/>
+            </wp:cNvGraphicFramePr>
+            <a:graphic xmlns:a="http://schemas.openxmlformats.org/drawingml/2006/main">
+              <a:graphicData uri="http://schemas.openxmlformats.org/drawingml/2006/picture">
+                <pic:pic xmlns:pic="http://schemas.openxmlformats.org/drawingml/2006/picture">
+                  <pic:nvPicPr>
+                    <pic:cNvPr id="3" name="图片 3" descr="QtPackMan_start_screen"/>
+                    <pic:cNvPicPr>
+                      <a:picLocks noChangeAspect="1"/>
+                    </pic:cNvPicPr>
+                  </pic:nvPicPr>
+                  <pic:blipFill>
+                    <a:blip r:embed="rId8"/>
+                    <a:stretch>
+                      <a:fillRect/>
+                    </a:stretch>
+                  </pic:blipFill>
+                  <pic:spPr>
+                    <a:xfrm>
+                      <a:off x="0" y="0"/>
+                      <a:ext cx="6551295" cy="3789680"/>
+                    </a:xfrm>
+                    <a:prstGeom prst="rect">
+                      <a:avLst/>
+                    </a:prstGeom>
+                  </pic:spPr>
+                </pic:pic>
+              </a:graphicData>
+            </a:graphic>
+          </wp:inline>
+        </w:drawing>
+      </w:r>
+    </w:p>
+    <w:p>
+      <w:pPr>
+        <w:jc w:val="center"/>
+        <w:rPr>
+          <w:b/>
+        </w:rPr>
+      </w:pPr>
+      <w:r>
+        <w:rPr>
+          <w:b/>
+        </w:rPr>
+        <w:t>Figure 2. QtPackMan_start_screen</w:t>
+      </w:r>
+      <w:r>
+        <w:rPr>
+          <w:b/>
+        </w:rPr>
+        <w:t>.</w:t>
+      </w:r>
+    </w:p>
+    <w:p>
+      <w:pPr>
+        <w:rPr>
+          <w:rFonts w:hint="eastAsia"/>
+          <w:lang w:val="en-US" w:eastAsia="zh-CN"/>
+        </w:rPr>
+      </w:pPr>
+    </w:p>
+    <w:p>
+      <w:pPr>
+        <w:pStyle w:val="3"/>
+        <w:rPr>
+          <w:rFonts w:hint="eastAsia" w:eastAsia="宋体"/>
+          <w:color w:val="auto"/>
+          <w:lang w:val="en-US" w:eastAsia="zh-CN"/>
+        </w:rPr>
+      </w:pPr>
+      <w:r>
+        <w:rPr>
+          <w:rFonts w:hint="eastAsia" w:eastAsia="宋体"/>
+          <w:color w:val="auto"/>
+          <w:lang w:val="en-US" w:eastAsia="zh-CN"/>
+        </w:rPr>
+        <w:t>7.3 GUI Runtime Interaction</w:t>
+      </w:r>
+    </w:p>
+    <w:p>
+      <w:pPr>
+        <w:pStyle w:val="31"/>
+        <w:keepNext w:val="0"/>
+        <w:keepLines w:val="0"/>
+        <w:widowControl/>
+        <w:suppressLineNumbers w:val="0"/>
+        <w:rPr>
+          <w:sz w:val="21"/>
+          <w:szCs w:val="21"/>
+        </w:rPr>
+      </w:pPr>
+      <w:r>
+        <w:rPr>
+          <w:sz w:val="21"/>
+          <w:szCs w:val="21"/>
+        </w:rPr>
+        <w:t xml:space="preserve">After pressing the </w:t>
+      </w:r>
+      <w:r>
+        <w:rPr>
+          <w:rStyle w:val="137"/>
+          <w:rFonts w:hint="default" w:ascii="Arial" w:hAnsi="Arial" w:cs="Arial"/>
+          <w:b/>
+          <w:bCs/>
+          <w:sz w:val="21"/>
+          <w:szCs w:val="21"/>
+        </w:rPr>
+        <w:t>START</w:t>
+      </w:r>
+      <w:r>
+        <w:rPr>
+          <w:sz w:val="21"/>
+          <w:szCs w:val="21"/>
+        </w:rPr>
+        <w:t xml:space="preserve"> button, the game interface displayed the board and movement controls. The GUI includes directional control buttons: </w:t>
+      </w:r>
+      <w:r>
+        <w:rPr>
+          <w:rStyle w:val="137"/>
+          <w:rFonts w:hint="default" w:ascii="Arial" w:hAnsi="Arial" w:cs="Arial"/>
+          <w:b/>
+          <w:bCs/>
+          <w:sz w:val="21"/>
+          <w:szCs w:val="21"/>
+        </w:rPr>
+        <w:t>UP</w:t>
+      </w:r>
+      <w:r>
+        <w:rPr>
+          <w:rFonts w:hint="default" w:ascii="Arial" w:hAnsi="Arial" w:cs="Arial"/>
+          <w:b/>
+          <w:bCs/>
+          <w:sz w:val="21"/>
+          <w:szCs w:val="21"/>
+        </w:rPr>
+        <w:t xml:space="preserve">, </w:t>
+      </w:r>
+      <w:r>
+        <w:rPr>
+          <w:rStyle w:val="137"/>
+          <w:rFonts w:hint="default" w:ascii="Arial" w:hAnsi="Arial" w:cs="Arial"/>
+          <w:b/>
+          <w:bCs/>
+          <w:sz w:val="21"/>
+          <w:szCs w:val="21"/>
+        </w:rPr>
+        <w:t>DOWN</w:t>
+      </w:r>
+      <w:r>
+        <w:rPr>
+          <w:rFonts w:hint="default" w:ascii="Arial" w:hAnsi="Arial" w:cs="Arial"/>
+          <w:b/>
+          <w:bCs/>
+          <w:sz w:val="21"/>
+          <w:szCs w:val="21"/>
+        </w:rPr>
+        <w:t xml:space="preserve">, </w:t>
+      </w:r>
+      <w:r>
+        <w:rPr>
+          <w:rStyle w:val="137"/>
+          <w:rFonts w:hint="default" w:ascii="Arial" w:hAnsi="Arial" w:cs="Arial"/>
+          <w:b/>
+          <w:bCs/>
+          <w:sz w:val="21"/>
+          <w:szCs w:val="21"/>
+        </w:rPr>
+        <w:t>LEFT</w:t>
+      </w:r>
+      <w:r>
+        <w:rPr>
+          <w:rFonts w:hint="default" w:ascii="Arial" w:hAnsi="Arial" w:cs="Arial"/>
+          <w:b/>
+          <w:bCs/>
+          <w:sz w:val="21"/>
+          <w:szCs w:val="21"/>
+        </w:rPr>
+        <w:t xml:space="preserve">, </w:t>
+      </w:r>
+      <w:r>
+        <w:rPr>
+          <w:sz w:val="21"/>
+          <w:szCs w:val="21"/>
+        </w:rPr>
+        <w:t xml:space="preserve">and </w:t>
+      </w:r>
+      <w:r>
+        <w:rPr>
+          <w:rStyle w:val="137"/>
+          <w:rFonts w:hint="default" w:ascii="Arial" w:hAnsi="Arial" w:cs="Arial"/>
+          <w:b/>
+          <w:bCs/>
+          <w:sz w:val="21"/>
+          <w:szCs w:val="21"/>
+        </w:rPr>
+        <w:t>RIGHT</w:t>
+      </w:r>
+      <w:r>
+        <w:rPr>
+          <w:rFonts w:hint="default" w:ascii="Arial" w:hAnsi="Arial" w:cs="Arial"/>
+          <w:b/>
+          <w:bCs/>
+          <w:sz w:val="21"/>
+          <w:szCs w:val="21"/>
+        </w:rPr>
+        <w:t>.</w:t>
+      </w:r>
+    </w:p>
+    <w:p>
+      <w:pPr>
+        <w:pStyle w:val="31"/>
+        <w:keepNext w:val="0"/>
+        <w:keepLines w:val="0"/>
+        <w:widowControl/>
+        <w:suppressLineNumbers w:val="0"/>
+        <w:rPr>
+          <w:sz w:val="21"/>
+          <w:szCs w:val="21"/>
+        </w:rPr>
+      </w:pPr>
+      <w:r>
+        <w:rPr>
+          <w:sz w:val="21"/>
+          <w:szCs w:val="21"/>
+        </w:rPr>
+        <w:t>The board is rendered using coloured cells. The blue area represents the main board background, the black vertical blocks represent wall structures, and the coloured object cells represent interactive board objects. This demonstrates that the graphical board rendering is working during runtime.</w:t>
+      </w:r>
+    </w:p>
+    <w:p>
+      <w:pPr>
+        <w:pStyle w:val="3"/>
+        <w:rPr>
+          <w:rFonts w:hint="eastAsia" w:eastAsia="宋体"/>
+          <w:color w:val="auto"/>
+          <w:lang w:val="en-US" w:eastAsia="zh-CN"/>
+        </w:rPr>
+      </w:pPr>
+      <w:r>
+        <w:rPr>
+          <w:rFonts w:hint="eastAsia" w:eastAsia="宋体"/>
+          <w:color w:val="auto"/>
+          <w:lang w:val="en-US" w:eastAsia="zh-CN"/>
+        </w:rPr>
+        <w:drawing>
+          <wp:inline distT="0" distB="0" distL="114300" distR="114300">
+            <wp:extent cx="6551295" cy="3789680"/>
+            <wp:effectExtent l="0" t="0" r="1905" b="1270"/>
+            <wp:docPr id="4" name="图片 4" descr="QtPackMan_runtime_score_0"/>
+            <wp:cNvGraphicFramePr>
+              <a:graphicFrameLocks xmlns:a="http://schemas.openxmlformats.org/drawingml/2006/main" noChangeAspect="1"/>
+            </wp:cNvGraphicFramePr>
+            <a:graphic xmlns:a="http://schemas.openxmlformats.org/drawingml/2006/main">
+              <a:graphicData uri="http://schemas.openxmlformats.org/drawingml/2006/picture">
+                <pic:pic xmlns:pic="http://schemas.openxmlformats.org/drawingml/2006/picture">
+                  <pic:nvPicPr>
+                    <pic:cNvPr id="4" name="图片 4" descr="QtPackMan_runtime_score_0"/>
+                    <pic:cNvPicPr>
+                      <a:picLocks noChangeAspect="1"/>
+                    </pic:cNvPicPr>
+                  </pic:nvPicPr>
+                  <pic:blipFill>
+                    <a:blip r:embed="rId9"/>
+                    <a:stretch>
+                      <a:fillRect/>
+                    </a:stretch>
+                  </pic:blipFill>
+                  <pic:spPr>
+                    <a:xfrm>
+                      <a:off x="0" y="0"/>
+                      <a:ext cx="6551295" cy="3789680"/>
+                    </a:xfrm>
+                    <a:prstGeom prst="rect">
+                      <a:avLst/>
+                    </a:prstGeom>
+                  </pic:spPr>
+                </pic:pic>
+              </a:graphicData>
+            </a:graphic>
+          </wp:inline>
+        </w:drawing>
+      </w:r>
+    </w:p>
+    <w:p>
+      <w:pPr>
+        <w:jc w:val="center"/>
+        <w:rPr>
+          <w:b/>
+        </w:rPr>
+      </w:pPr>
+      <w:r>
+        <w:rPr>
+          <w:b/>
+        </w:rPr>
+        <w:t>Figure 2. QtPackMan_runtime_score_0</w:t>
+      </w:r>
+      <w:r>
+        <w:rPr>
+          <w:b/>
+        </w:rPr>
+        <w:t>.</w:t>
+      </w:r>
+    </w:p>
+    <w:p>
+      <w:pPr>
+        <w:rPr>
+          <w:rFonts w:hint="eastAsia"/>
+          <w:lang w:val="en-US" w:eastAsia="zh-CN"/>
+        </w:rPr>
+      </w:pPr>
+    </w:p>
+    <w:p>
+      <w:pPr>
+        <w:pStyle w:val="3"/>
+        <w:rPr>
+          <w:rFonts w:hint="eastAsia" w:eastAsia="宋体"/>
+          <w:color w:val="auto"/>
+          <w:lang w:val="en-US" w:eastAsia="zh-CN"/>
+        </w:rPr>
+      </w:pPr>
+      <w:r>
+        <w:rPr>
+          <w:rFonts w:hint="eastAsia" w:eastAsia="宋体"/>
+          <w:color w:val="auto"/>
+          <w:lang w:val="en-US" w:eastAsia="zh-CN"/>
+        </w:rPr>
+        <w:t>7.4 Score Update Evidence</w:t>
+      </w:r>
+    </w:p>
+    <w:p>
+      <w:pPr>
+        <w:pStyle w:val="31"/>
+        <w:keepNext w:val="0"/>
+        <w:keepLines w:val="0"/>
+        <w:widowControl/>
+        <w:suppressLineNumbers w:val="0"/>
+        <w:rPr>
+          <w:sz w:val="21"/>
+          <w:szCs w:val="21"/>
+        </w:rPr>
+      </w:pPr>
+      <w:r>
+        <w:rPr>
+          <w:sz w:val="21"/>
+          <w:szCs w:val="21"/>
+        </w:rPr>
+        <w:t xml:space="preserve">The third runtime screenshot provides further evidence that the application is not only opening as a static window, but also executing its internal game logic. After interacting with the game, the Application Output panel shows that the current score increased from </w:t>
+      </w:r>
+      <w:r>
+        <w:rPr>
+          <w:rStyle w:val="137"/>
+          <w:rFonts w:hint="default" w:ascii="Arial" w:hAnsi="Arial" w:cs="Arial"/>
+          <w:b/>
+          <w:bCs/>
+          <w:sz w:val="21"/>
+          <w:szCs w:val="21"/>
+        </w:rPr>
+        <w:t>0</w:t>
+      </w:r>
+      <w:r>
+        <w:rPr>
+          <w:sz w:val="21"/>
+          <w:szCs w:val="21"/>
+        </w:rPr>
+        <w:t xml:space="preserve"> to </w:t>
+      </w:r>
+      <w:r>
+        <w:rPr>
+          <w:rStyle w:val="137"/>
+          <w:rFonts w:hint="default" w:ascii="Arial" w:hAnsi="Arial" w:cs="Arial"/>
+          <w:b/>
+          <w:bCs/>
+          <w:sz w:val="21"/>
+          <w:szCs w:val="21"/>
+        </w:rPr>
+        <w:t>40</w:t>
+      </w:r>
+      <w:r>
+        <w:rPr>
+          <w:sz w:val="21"/>
+          <w:szCs w:val="21"/>
+        </w:rPr>
+        <w:t>.</w:t>
+      </w:r>
+    </w:p>
+    <w:p>
+      <w:pPr>
+        <w:pStyle w:val="31"/>
+        <w:keepNext w:val="0"/>
+        <w:keepLines w:val="0"/>
+        <w:widowControl/>
+        <w:suppressLineNumbers w:val="0"/>
+        <w:rPr>
+          <w:sz w:val="21"/>
+          <w:szCs w:val="21"/>
+        </w:rPr>
+      </w:pPr>
+      <w:r>
+        <w:rPr>
+          <w:sz w:val="21"/>
+          <w:szCs w:val="21"/>
+        </w:rPr>
+        <w:t>This confirms that the main runtime loop, GUI update cycle, and game-state logic are functioning together. The runtime behaviour can be interpreted through the MVC structure:</w:t>
+      </w:r>
+    </w:p>
+    <w:p>
+      <w:pPr>
+        <w:pStyle w:val="30"/>
+        <w:keepNext w:val="0"/>
+        <w:keepLines w:val="0"/>
+        <w:widowControl/>
+        <w:suppressLineNumbers w:val="0"/>
+        <w:rPr>
+          <w:rStyle w:val="137"/>
+          <w:rFonts w:hint="default" w:ascii="Arial" w:hAnsi="Arial" w:cs="Arial"/>
+          <w:b/>
+          <w:bCs/>
+          <w:sz w:val="21"/>
+          <w:szCs w:val="21"/>
+        </w:rPr>
+      </w:pPr>
+      <w:r>
+        <w:rPr>
+          <w:rStyle w:val="137"/>
+          <w:rFonts w:hint="default" w:ascii="Arial" w:hAnsi="Arial" w:cs="Arial"/>
+          <w:b/>
+          <w:bCs/>
+          <w:sz w:val="21"/>
+          <w:szCs w:val="21"/>
+        </w:rPr>
+        <w:t>- The Controller receives user input through the direction buttons.</w:t>
+      </w:r>
+    </w:p>
+    <w:p>
+      <w:pPr>
+        <w:pStyle w:val="30"/>
+        <w:keepNext w:val="0"/>
+        <w:keepLines w:val="0"/>
+        <w:widowControl/>
+        <w:suppressLineNumbers w:val="0"/>
+        <w:rPr>
+          <w:rStyle w:val="137"/>
+          <w:rFonts w:hint="default" w:ascii="Arial" w:hAnsi="Arial" w:cs="Arial"/>
+          <w:b/>
+          <w:bCs/>
+          <w:sz w:val="21"/>
+          <w:szCs w:val="21"/>
+        </w:rPr>
+      </w:pPr>
+      <w:r>
+        <w:rPr>
+          <w:rStyle w:val="137"/>
+          <w:rFonts w:hint="default" w:ascii="Arial" w:hAnsi="Arial" w:cs="Arial"/>
+          <w:b/>
+          <w:bCs/>
+          <w:sz w:val="21"/>
+          <w:szCs w:val="21"/>
+        </w:rPr>
+        <w:t>- The Model updates the board state and score.</w:t>
+      </w:r>
+    </w:p>
+    <w:p>
+      <w:pPr>
+        <w:pStyle w:val="30"/>
+        <w:keepNext w:val="0"/>
+        <w:keepLines w:val="0"/>
+        <w:widowControl/>
+        <w:suppressLineNumbers w:val="0"/>
+        <w:rPr>
+          <w:rStyle w:val="137"/>
+          <w:rFonts w:hint="default" w:ascii="Arial" w:hAnsi="Arial" w:cs="Arial"/>
+          <w:b/>
+          <w:bCs/>
+          <w:sz w:val="21"/>
+          <w:szCs w:val="21"/>
+        </w:rPr>
+      </w:pPr>
+      <w:r>
+        <w:rPr>
+          <w:rStyle w:val="137"/>
+          <w:rFonts w:hint="default" w:ascii="Arial" w:hAnsi="Arial" w:cs="Arial"/>
+          <w:b/>
+          <w:bCs/>
+          <w:sz w:val="21"/>
+          <w:szCs w:val="21"/>
+        </w:rPr>
+        <w:t>- The View refreshes the graphical board display.</w:t>
+      </w:r>
+    </w:p>
+    <w:p>
+      <w:pPr>
+        <w:pStyle w:val="30"/>
+        <w:keepNext w:val="0"/>
+        <w:keepLines w:val="0"/>
+        <w:widowControl/>
+        <w:suppressLineNumbers w:val="0"/>
+        <w:rPr>
+          <w:rFonts w:hint="default" w:ascii="Arial" w:hAnsi="Arial" w:cs="Arial"/>
+          <w:b/>
+          <w:bCs/>
+          <w:sz w:val="21"/>
+          <w:szCs w:val="21"/>
+        </w:rPr>
+      </w:pPr>
+      <w:r>
+        <w:rPr>
+          <w:rStyle w:val="137"/>
+          <w:rFonts w:hint="default" w:ascii="Arial" w:hAnsi="Arial" w:cs="Arial"/>
+          <w:b/>
+          <w:bCs/>
+          <w:sz w:val="21"/>
+          <w:szCs w:val="21"/>
+        </w:rPr>
+        <w:t>- The Application Output panel prints the current game state and score.</w:t>
+      </w:r>
+    </w:p>
+    <w:p>
+      <w:pPr>
+        <w:pStyle w:val="3"/>
+        <w:rPr>
+          <w:rFonts w:hint="eastAsia" w:eastAsia="宋体"/>
+          <w:color w:val="auto"/>
+          <w:lang w:val="en-US" w:eastAsia="zh-CN"/>
+        </w:rPr>
+      </w:pPr>
+      <w:r>
+        <w:rPr>
+          <w:rFonts w:hint="eastAsia" w:eastAsia="宋体"/>
+          <w:color w:val="auto"/>
+          <w:lang w:val="en-US" w:eastAsia="zh-CN"/>
+        </w:rPr>
+        <w:drawing>
+          <wp:inline distT="0" distB="0" distL="114300" distR="114300">
+            <wp:extent cx="6551295" cy="3789680"/>
+            <wp:effectExtent l="0" t="0" r="1905" b="1270"/>
+            <wp:docPr id="5" name="图片 5" descr="QtPackMan_runtime_score_40"/>
+            <wp:cNvGraphicFramePr>
+              <a:graphicFrameLocks xmlns:a="http://schemas.openxmlformats.org/drawingml/2006/main" noChangeAspect="1"/>
+            </wp:cNvGraphicFramePr>
+            <a:graphic xmlns:a="http://schemas.openxmlformats.org/drawingml/2006/main">
+              <a:graphicData uri="http://schemas.openxmlformats.org/drawingml/2006/picture">
+                <pic:pic xmlns:pic="http://schemas.openxmlformats.org/drawingml/2006/picture">
+                  <pic:nvPicPr>
+                    <pic:cNvPr id="5" name="图片 5" descr="QtPackMan_runtime_score_40"/>
+                    <pic:cNvPicPr>
+                      <a:picLocks noChangeAspect="1"/>
+                    </pic:cNvPicPr>
+                  </pic:nvPicPr>
+                  <pic:blipFill>
+                    <a:blip r:embed="rId10"/>
+                    <a:stretch>
+                      <a:fillRect/>
+                    </a:stretch>
+                  </pic:blipFill>
+                  <pic:spPr>
+                    <a:xfrm>
+                      <a:off x="0" y="0"/>
+                      <a:ext cx="6551295" cy="3789680"/>
+                    </a:xfrm>
+                    <a:prstGeom prst="rect">
+                      <a:avLst/>
+                    </a:prstGeom>
+                  </pic:spPr>
+                </pic:pic>
+              </a:graphicData>
+            </a:graphic>
+          </wp:inline>
+        </w:drawing>
+      </w:r>
+    </w:p>
+    <w:p>
+      <w:pPr>
+        <w:jc w:val="center"/>
+      </w:pPr>
+      <w:r>
+        <w:rPr>
+          <w:b/>
+        </w:rPr>
+        <w:t>Figure 2. QtPackMan_runtime_score_40.</w:t>
+      </w:r>
+    </w:p>
+    <w:p>
+      <w:pPr>
+        <w:rPr>
+          <w:rFonts w:hint="eastAsia"/>
+          <w:lang w:val="en-US" w:eastAsia="zh-CN"/>
+        </w:rPr>
+      </w:pPr>
+    </w:p>
+    <w:p>
+      <w:pPr>
+        <w:pStyle w:val="3"/>
+        <w:rPr>
+          <w:rFonts w:hint="eastAsia" w:eastAsia="宋体"/>
+          <w:color w:val="auto"/>
+          <w:lang w:val="en-US" w:eastAsia="zh-CN"/>
+        </w:rPr>
+      </w:pPr>
+      <w:r>
+        <w:rPr>
+          <w:rFonts w:hint="eastAsia" w:eastAsia="宋体"/>
+          <w:color w:val="auto"/>
+          <w:lang w:val="en-US" w:eastAsia="zh-CN"/>
+        </w:rPr>
+        <w:t>7.5 Runtime Testing Summary</w:t>
+      </w:r>
+    </w:p>
+    <w:p>
+      <w:pPr>
+        <w:pStyle w:val="31"/>
+        <w:keepNext w:val="0"/>
+        <w:keepLines w:val="0"/>
+        <w:widowControl/>
+        <w:suppressLineNumbers w:val="0"/>
+        <w:rPr>
+          <w:sz w:val="21"/>
+          <w:szCs w:val="21"/>
+        </w:rPr>
+      </w:pPr>
+      <w:r>
+        <w:rPr>
+          <w:sz w:val="21"/>
+          <w:szCs w:val="21"/>
+        </w:rPr>
+        <w:t>The runtime test confirms that the QtPackMan GUI prototype can be built and executed successfully in Qt Creator. The screenshots provide evidence of application launch, GUI display, board rendering, movement controls, and score update.</w:t>
+      </w:r>
+    </w:p>
+    <w:p>
+      <w:pPr>
+        <w:pStyle w:val="31"/>
+        <w:keepNext w:val="0"/>
+        <w:keepLines w:val="0"/>
+        <w:widowControl/>
+        <w:suppressLineNumbers w:val="0"/>
+        <w:rPr>
+          <w:sz w:val="21"/>
+          <w:szCs w:val="21"/>
+        </w:rPr>
+      </w:pPr>
+      <w:r>
+        <w:rPr>
+          <w:sz w:val="21"/>
+          <w:szCs w:val="21"/>
+        </w:rPr>
+        <w:t xml:space="preserve">Although the application is a simple educational PacMan prototype rather than a complete commercial game, the successful execution demonstrates the main Lab 3 objectives: using Qt for GUI programming, compiling a Qt project through a </w:t>
+      </w:r>
+      <w:r>
+        <w:rPr>
+          <w:rStyle w:val="137"/>
+          <w:rFonts w:hint="default" w:ascii="Arial" w:hAnsi="Arial" w:cs="Arial"/>
+          <w:b/>
+          <w:bCs/>
+          <w:sz w:val="21"/>
+          <w:szCs w:val="21"/>
+        </w:rPr>
+        <w:t>.pro</w:t>
+      </w:r>
+      <w:r>
+        <w:rPr>
+          <w:rFonts w:hint="default" w:ascii="Arial" w:hAnsi="Arial" w:cs="Arial"/>
+          <w:b/>
+          <w:bCs/>
+          <w:sz w:val="21"/>
+          <w:szCs w:val="21"/>
+        </w:rPr>
+        <w:t xml:space="preserve"> </w:t>
+      </w:r>
+      <w:r>
+        <w:rPr>
+          <w:sz w:val="21"/>
+          <w:szCs w:val="21"/>
+        </w:rPr>
+        <w:t>file, observing runtime behaviour, and connecting the implementation to the MVC design.</w:t>
+      </w:r>
+    </w:p>
+    <w:p>
+      <w:pPr>
+        <w:pStyle w:val="31"/>
+        <w:keepNext w:val="0"/>
+        <w:keepLines w:val="0"/>
+        <w:widowControl/>
+        <w:suppressLineNumbers w:val="0"/>
+        <w:rPr>
+          <w:sz w:val="21"/>
+          <w:szCs w:val="21"/>
+        </w:rPr>
+      </w:pPr>
+    </w:p>
+    <w:p>
+      <w:pPr>
+        <w:pStyle w:val="3"/>
+        <w:rPr>
+          <w:color w:val="auto"/>
+        </w:rPr>
+      </w:pPr>
+      <w:r>
+        <w:rPr>
+          <w:rFonts w:hint="eastAsia" w:eastAsia="宋体"/>
+          <w:color w:val="auto"/>
+          <w:lang w:val="en-US" w:eastAsia="zh-CN"/>
+        </w:rPr>
+        <w:t>8</w:t>
+      </w:r>
+      <w:r>
+        <w:rPr>
+          <w:color w:val="auto"/>
+        </w:rPr>
+        <w:t>. Summary of Modified / Added Files</w:t>
       </w:r>
     </w:p>
     <w:p>
@@ -1342,6 +2463,61 @@
     </w:p>
     <w:p>
       <w:pPr>
+        <w:pStyle w:val="16"/>
+        <w:spacing w:after="40"/>
+        <w:rPr>
+          <w:rFonts w:hint="eastAsia"/>
+        </w:rPr>
+      </w:pPr>
+      <w:r>
+        <w:rPr>
+          <w:rFonts w:hint="eastAsia"/>
+        </w:rPr>
+        <w:t>QtPackMan.d.pro: updated TARGET and added QT += widgets for Qt Creator compatibility.</w:t>
+      </w:r>
+    </w:p>
+    <w:p>
+      <w:pPr>
+        <w:pStyle w:val="16"/>
+        <w:spacing w:after="40"/>
+      </w:pPr>
+      <w:r>
+        <w:rPr>
+          <w:rFonts w:hint="eastAsia"/>
+        </w:rPr>
+        <w:t>screenshots/: added runtime evidence screenshots showing successful QtPackMan execution.</w:t>
+      </w:r>
+    </w:p>
+    <w:p>
+      <w:pPr>
+        <w:pStyle w:val="16"/>
+        <w:numPr>
+          <w:numId w:val="0"/>
+        </w:numPr>
+        <w:spacing w:after="40" w:line="276" w:lineRule="auto"/>
+        <w:contextualSpacing/>
+        <w:rPr>
+          <w:rFonts w:hint="eastAsia"/>
+        </w:rPr>
+      </w:pPr>
+    </w:p>
+    <w:p>
+      <w:pPr>
+        <w:pStyle w:val="16"/>
+        <w:numPr>
+          <w:numId w:val="0"/>
+        </w:numPr>
+        <w:spacing w:after="40" w:line="276" w:lineRule="auto"/>
+        <w:contextualSpacing/>
+        <w:rPr>
+          <w:rFonts w:hint="eastAsia"/>
+        </w:rPr>
+      </w:pPr>
+      <w:bookmarkStart w:id="0" w:name="_GoBack"/>
+      <w:bookmarkEnd w:id="0"/>
+    </w:p>
+    <w:p>
+      <w:pPr>
         <w:pStyle w:val="3"/>
         <w:rPr>
           <w:color w:val="auto"/>
@@ -1349,9 +2525,17 @@
       </w:pPr>
       <w:r>
         <w:rPr>
+          <w:rFonts w:hint="eastAsia" w:eastAsia="宋体"/>
           <w:color w:val="auto"/>
-        </w:rPr>
-        <w:t>8. Conclusion</w:t>
+          <w:lang w:val="en-US" w:eastAsia="zh-CN"/>
+        </w:rPr>
+        <w:t>9</w:t>
+      </w:r>
+      <w:r>
+        <w:rPr>
+          <w:color w:val="auto"/>
+        </w:rPr>
+        <w:t>. Conclusion</w:t>
       </w:r>
     </w:p>
     <w:p>
@@ -1573,7 +2757,7 @@
   <w:docDefaults>
     <w:rPrDefault>
       <w:rPr>
-        <w:rFonts w:asciiTheme="minorHAnsi" w:hAnsiTheme="minorHAnsi" w:eastAsiaTheme="minorEastAsia" w:cstheme="minorBidi"/>
+        <w:rFonts w:ascii="Times New Roman" w:hAnsi="Times New Roman" w:eastAsia="宋体" w:cs="Times New Roman"/>
       </w:rPr>
     </w:rPrDefault>
     <w:pPrDefault/>
@@ -1850,7 +3034,7 @@
     <w:name w:val="heading 1"/>
     <w:basedOn w:val="1"/>
     <w:next w:val="1"/>
-    <w:link w:val="138"/>
+    <w:link w:val="141"/>
     <w:qFormat/>
     <w:uiPriority w:val="9"/>
     <w:pPr>
@@ -1872,7 +3056,7 @@
     <w:name w:val="heading 2"/>
     <w:basedOn w:val="1"/>
     <w:next w:val="1"/>
-    <w:link w:val="139"/>
+    <w:link w:val="142"/>
     <w:unhideWhenUsed/>
     <w:qFormat/>
     <w:uiPriority w:val="9"/>
@@ -1900,7 +3084,7 @@
     <w:name w:val="heading 3"/>
     <w:basedOn w:val="1"/>
     <w:next w:val="1"/>
-    <w:link w:val="140"/>
+    <w:link w:val="143"/>
     <w:unhideWhenUsed/>
     <w:qFormat/>
     <w:uiPriority w:val="9"/>
@@ -1926,7 +3110,7 @@
     <w:name w:val="heading 4"/>
     <w:basedOn w:val="1"/>
     <w:next w:val="1"/>
-    <w:link w:val="150"/>
+    <w:link w:val="153"/>
     <w:semiHidden/>
     <w:unhideWhenUsed/>
     <w:qFormat/>
@@ -1955,7 +3139,7 @@
     <w:name w:val="heading 5"/>
     <w:basedOn w:val="1"/>
     <w:next w:val="1"/>
-    <w:link w:val="151"/>
+    <w:link w:val="154"/>
     <w:semiHidden/>
     <w:unhideWhenUsed/>
     <w:qFormat/>
@@ -1975,7 +3159,7 @@
     <w:name w:val="heading 6"/>
     <w:basedOn w:val="1"/>
     <w:next w:val="1"/>
-    <w:link w:val="152"/>
+    <w:link w:val="155"/>
     <w:semiHidden/>
     <w:unhideWhenUsed/>
     <w:qFormat/>
@@ -1997,7 +3181,7 @@
     <w:name w:val="heading 7"/>
     <w:basedOn w:val="1"/>
     <w:next w:val="1"/>
-    <w:link w:val="153"/>
+    <w:link w:val="156"/>
     <w:semiHidden/>
     <w:unhideWhenUsed/>
     <w:qFormat/>
@@ -2027,7 +3211,7 @@
     <w:name w:val="heading 8"/>
     <w:basedOn w:val="1"/>
     <w:next w:val="1"/>
-    <w:link w:val="154"/>
+    <w:link w:val="157"/>
     <w:semiHidden/>
     <w:unhideWhenUsed/>
     <w:qFormat/>
@@ -2054,7 +3238,7 @@
     <w:name w:val="heading 9"/>
     <w:basedOn w:val="1"/>
     <w:next w:val="1"/>
-    <w:link w:val="155"/>
+    <w:link w:val="158"/>
     <w:semiHidden/>
     <w:unhideWhenUsed/>
     <w:qFormat/>
@@ -2082,14 +3266,14 @@
       </w14:textFill>
     </w:rPr>
   </w:style>
-  <w:style w:type="character" w:default="1" w:styleId="132">
+  <w:style w:type="character" w:default="1" w:styleId="134">
     <w:name w:val="Default Paragraph Font"/>
     <w:semiHidden/>
     <w:unhideWhenUsed/>
     <w:qFormat/>
     <w:uiPriority w:val="1"/>
   </w:style>
-  <w:style w:type="table" w:default="1" w:styleId="32">
+  <w:style w:type="table" w:default="1" w:styleId="34">
     <w:name w:val="Normal Table"/>
     <w:semiHidden/>
     <w:unhideWhenUsed/>
@@ -2105,7 +3289,7 @@
   </w:style>
   <w:style w:type="paragraph" w:styleId="2">
     <w:name w:val="macro"/>
-    <w:link w:val="147"/>
+    <w:link w:val="150"/>
     <w:unhideWhenUsed/>
     <w:uiPriority w:val="99"/>
     <w:pPr>
@@ -2203,7 +3387,7 @@
   <w:style w:type="paragraph" w:styleId="17">
     <w:name w:val="Body Text 3"/>
     <w:basedOn w:val="1"/>
-    <w:link w:val="146"/>
+    <w:link w:val="149"/>
     <w:unhideWhenUsed/>
     <w:uiPriority w:val="99"/>
     <w:pPr>
@@ -2230,7 +3414,7 @@
   <w:style w:type="paragraph" w:styleId="19">
     <w:name w:val="Body Text"/>
     <w:basedOn w:val="1"/>
-    <w:link w:val="144"/>
+    <w:link w:val="147"/>
     <w:unhideWhenUsed/>
     <w:qFormat/>
     <w:uiPriority w:val="99"/>
@@ -2288,7 +3472,7 @@
   <w:style w:type="paragraph" w:styleId="24">
     <w:name w:val="footer"/>
     <w:basedOn w:val="1"/>
-    <w:link w:val="136"/>
+    <w:link w:val="139"/>
     <w:unhideWhenUsed/>
     <w:uiPriority w:val="99"/>
     <w:pPr>
@@ -2302,7 +3486,7 @@
   <w:style w:type="paragraph" w:styleId="25">
     <w:name w:val="header"/>
     <w:basedOn w:val="1"/>
-    <w:link w:val="135"/>
+    <w:link w:val="138"/>
     <w:unhideWhenUsed/>
     <w:uiPriority w:val="99"/>
     <w:pPr>
@@ -2317,7 +3501,7 @@
     <w:name w:val="Subtitle"/>
     <w:basedOn w:val="1"/>
     <w:next w:val="1"/>
-    <w:link w:val="142"/>
+    <w:link w:val="145"/>
     <w:qFormat/>
     <w:uiPriority w:val="11"/>
     <w:rPr>
@@ -2348,7 +3532,7 @@
   <w:style w:type="paragraph" w:styleId="28">
     <w:name w:val="Body Text 2"/>
     <w:basedOn w:val="1"/>
-    <w:link w:val="145"/>
+    <w:link w:val="148"/>
     <w:unhideWhenUsed/>
     <w:uiPriority w:val="99"/>
     <w:pPr>
@@ -2367,6 +3551,58 @@
     </w:pPr>
   </w:style>
   <w:style w:type="paragraph" w:styleId="30">
+    <w:name w:val="HTML Preformatted"/>
+    <w:basedOn w:val="1"/>
+    <w:semiHidden/>
+    <w:unhideWhenUsed/>
+    <w:uiPriority w:val="99"/>
+    <w:pPr>
+      <w:tabs>
+        <w:tab w:val="left" w:pos="916"/>
+        <w:tab w:val="left" w:pos="1832"/>
+        <w:tab w:val="left" w:pos="2748"/>
+        <w:tab w:val="left" w:pos="3664"/>
+        <w:tab w:val="left" w:pos="4580"/>
+        <w:tab w:val="left" w:pos="5496"/>
+        <w:tab w:val="left" w:pos="6412"/>
+        <w:tab w:val="left" w:pos="7328"/>
+        <w:tab w:val="left" w:pos="8244"/>
+        <w:tab w:val="left" w:pos="9160"/>
+        <w:tab w:val="left" w:pos="10076"/>
+        <w:tab w:val="left" w:pos="10992"/>
+        <w:tab w:val="left" w:pos="11908"/>
+        <w:tab w:val="left" w:pos="12824"/>
+        <w:tab w:val="left" w:pos="13740"/>
+        <w:tab w:val="left" w:pos="14656"/>
+      </w:tabs>
+      <w:jc w:val="left"/>
+    </w:pPr>
+    <w:rPr>
+      <w:rFonts w:hint="eastAsia" w:ascii="宋体" w:hAnsi="宋体" w:eastAsia="宋体" w:cs="宋体"/>
+      <w:kern w:val="0"/>
+      <w:sz w:val="24"/>
+      <w:szCs w:val="24"/>
+      <w:lang w:val="en-US" w:eastAsia="zh-CN" w:bidi="ar"/>
+    </w:rPr>
+  </w:style>
+  <w:style w:type="paragraph" w:styleId="31">
+    <w:name w:val="Normal (Web)"/>
+    <w:basedOn w:val="1"/>
+    <w:semiHidden/>
+    <w:unhideWhenUsed/>
+    <w:uiPriority w:val="99"/>
+    <w:pPr>
+      <w:spacing w:before="0" w:beforeAutospacing="1" w:after="0" w:afterAutospacing="1"/>
+      <w:ind w:left="0" w:right="0"/>
+      <w:jc w:val="left"/>
+    </w:pPr>
+    <w:rPr>
+      <w:kern w:val="0"/>
+      <w:sz w:val="24"/>
+      <w:lang w:val="en-US" w:eastAsia="zh-CN" w:bidi="ar"/>
+    </w:rPr>
+  </w:style>
+  <w:style w:type="paragraph" w:styleId="32">
     <w:name w:val="List Continue 3"/>
     <w:basedOn w:val="1"/>
     <w:unhideWhenUsed/>
@@ -2377,11 +3613,11 @@
       <w:contextualSpacing/>
     </w:pPr>
   </w:style>
-  <w:style w:type="paragraph" w:styleId="31">
+  <w:style w:type="paragraph" w:styleId="33">
     <w:name w:val="Title"/>
     <w:basedOn w:val="1"/>
     <w:next w:val="1"/>
-    <w:link w:val="141"/>
+    <w:link w:val="144"/>
     <w:qFormat/>
     <w:uiPriority w:val="10"/>
     <w:pPr>
@@ -2400,9 +3636,9 @@
       <w:szCs w:val="52"/>
     </w:rPr>
   </w:style>
-  <w:style w:type="table" w:styleId="33">
+  <w:style w:type="table" w:styleId="35">
     <w:name w:val="Table Grid"/>
-    <w:basedOn w:val="32"/>
+    <w:basedOn w:val="34"/>
     <w:uiPriority w:val="59"/>
     <w:pPr>
       <w:spacing w:after="0" w:line="240" w:lineRule="auto"/>
@@ -2424,9 +3660,9 @@
       </w:tblCellMar>
     </w:tblPr>
   </w:style>
-  <w:style w:type="table" w:styleId="34">
+  <w:style w:type="table" w:styleId="36">
     <w:name w:val="Light Shading"/>
-    <w:basedOn w:val="32"/>
+    <w:basedOn w:val="34"/>
     <w:uiPriority w:val="60"/>
     <w:pPr>
       <w:spacing w:after="0" w:line="240" w:lineRule="auto"/>
@@ -2523,9 +3759,9 @@
       </w:tcPr>
     </w:tblStylePr>
   </w:style>
-  <w:style w:type="table" w:styleId="35">
+  <w:style w:type="table" w:styleId="37">
     <w:name w:val="Light Shading Accent 1"/>
-    <w:basedOn w:val="32"/>
+    <w:basedOn w:val="34"/>
     <w:uiPriority w:val="60"/>
     <w:pPr>
       <w:spacing w:after="0" w:line="240" w:lineRule="auto"/>
@@ -2622,9 +3858,9 @@
       </w:tcPr>
     </w:tblStylePr>
   </w:style>
-  <w:style w:type="table" w:styleId="36">
+  <w:style w:type="table" w:styleId="38">
     <w:name w:val="Light Shading Accent 2"/>
-    <w:basedOn w:val="32"/>
+    <w:basedOn w:val="34"/>
     <w:uiPriority w:val="60"/>
     <w:pPr>
       <w:spacing w:after="0" w:line="240" w:lineRule="auto"/>
@@ -2721,9 +3957,9 @@
       </w:tcPr>
     </w:tblStylePr>
   </w:style>
-  <w:style w:type="table" w:styleId="37">
+  <w:style w:type="table" w:styleId="39">
     <w:name w:val="Light Shading Accent 3"/>
-    <w:basedOn w:val="32"/>
+    <w:basedOn w:val="34"/>
     <w:uiPriority w:val="60"/>
     <w:pPr>
       <w:spacing w:after="0" w:line="240" w:lineRule="auto"/>
@@ -2820,9 +4056,9 @@
       </w:tcPr>
     </w:tblStylePr>
   </w:style>
-  <w:style w:type="table" w:styleId="38">
+  <w:style w:type="table" w:styleId="40">
     <w:name w:val="Light Shading Accent 4"/>
-    <w:basedOn w:val="32"/>
+    <w:basedOn w:val="34"/>
     <w:uiPriority w:val="60"/>
     <w:pPr>
       <w:spacing w:after="0" w:line="240" w:lineRule="auto"/>
@@ -2919,9 +4155,9 @@
       </w:tcPr>
     </w:tblStylePr>
   </w:style>
-  <w:style w:type="table" w:styleId="39">
+  <w:style w:type="table" w:styleId="41">
     <w:name w:val="Light Shading Accent 5"/>
-    <w:basedOn w:val="32"/>
+    <w:basedOn w:val="34"/>
     <w:uiPriority w:val="60"/>
     <w:pPr>
       <w:spacing w:after="0" w:line="240" w:lineRule="auto"/>
@@ -3018,9 +4254,9 @@
       </w:tcPr>
     </w:tblStylePr>
   </w:style>
-  <w:style w:type="table" w:styleId="40">
+  <w:style w:type="table" w:styleId="42">
     <w:name w:val="Light Shading Accent 6"/>
-    <w:basedOn w:val="32"/>
+    <w:basedOn w:val="34"/>
     <w:uiPriority w:val="60"/>
     <w:pPr>
       <w:spacing w:after="0" w:line="240" w:lineRule="auto"/>
@@ -3117,9 +4353,9 @@
       </w:tcPr>
     </w:tblStylePr>
   </w:style>
-  <w:style w:type="table" w:styleId="41">
+  <w:style w:type="table" w:styleId="43">
     <w:name w:val="Light List"/>
-    <w:basedOn w:val="32"/>
+    <w:basedOn w:val="34"/>
     <w:uiPriority w:val="61"/>
     <w:pPr>
       <w:spacing w:after="0" w:line="240" w:lineRule="auto"/>
@@ -3210,9 +4446,9 @@
       </w:tcPr>
     </w:tblStylePr>
   </w:style>
-  <w:style w:type="table" w:styleId="42">
+  <w:style w:type="table" w:styleId="44">
     <w:name w:val="Light List Accent 1"/>
-    <w:basedOn w:val="32"/>
+    <w:basedOn w:val="34"/>
     <w:uiPriority w:val="61"/>
     <w:pPr>
       <w:spacing w:after="0" w:line="240" w:lineRule="auto"/>
@@ -3303,9 +4539,9 @@
       </w:tcPr>
     </w:tblStylePr>
   </w:style>
-  <w:style w:type="table" w:styleId="43">
+  <w:style w:type="table" w:styleId="45">
     <w:name w:val="Light List Accent 2"/>
-    <w:basedOn w:val="32"/>
+    <w:basedOn w:val="34"/>
     <w:uiPriority w:val="61"/>
     <w:pPr>
       <w:spacing w:after="0" w:line="240" w:lineRule="auto"/>
@@ -3396,9 +4632,9 @@
       </w:tcPr>
     </w:tblStylePr>
   </w:style>
-  <w:style w:type="table" w:styleId="44">
+  <w:style w:type="table" w:styleId="46">
     <w:name w:val="Light List Accent 3"/>
-    <w:basedOn w:val="32"/>
+    <w:basedOn w:val="34"/>
     <w:uiPriority w:val="61"/>
     <w:pPr>
       <w:spacing w:after="0" w:line="240" w:lineRule="auto"/>
@@ -3489,9 +4725,9 @@
       </w:tcPr>
     </w:tblStylePr>
   </w:style>
-  <w:style w:type="table" w:styleId="45">
+  <w:style w:type="table" w:styleId="47">
     <w:name w:val="Light List Accent 4"/>
-    <w:basedOn w:val="32"/>
+    <w:basedOn w:val="34"/>
     <w:uiPriority w:val="61"/>
     <w:pPr>
       <w:spacing w:after="0" w:line="240" w:lineRule="auto"/>
@@ -3582,9 +4818,9 @@
       </w:tcPr>
     </w:tblStylePr>
   </w:style>
-  <w:style w:type="table" w:styleId="46">
+  <w:style w:type="table" w:styleId="48">
     <w:name w:val="Light List Accent 5"/>
-    <w:basedOn w:val="32"/>
+    <w:basedOn w:val="34"/>
     <w:uiPriority w:val="61"/>
     <w:pPr>
       <w:spacing w:after="0" w:line="240" w:lineRule="auto"/>
@@ -3675,9 +4911,9 @@
       </w:tcPr>
     </w:tblStylePr>
   </w:style>
-  <w:style w:type="table" w:styleId="47">
+  <w:style w:type="table" w:styleId="49">
     <w:name w:val="Light List Accent 6"/>
-    <w:basedOn w:val="32"/>
+    <w:basedOn w:val="34"/>
     <w:uiPriority w:val="61"/>
     <w:pPr>
       <w:spacing w:after="0" w:line="240" w:lineRule="auto"/>
@@ -3768,9 +5004,9 @@
       </w:tcPr>
     </w:tblStylePr>
   </w:style>
-  <w:style w:type="table" w:styleId="48">
+  <w:style w:type="table" w:styleId="50">
     <w:name w:val="Light Grid"/>
-    <w:basedOn w:val="32"/>
+    <w:basedOn w:val="34"/>
     <w:uiPriority w:val="62"/>
     <w:pPr>
       <w:spacing w:after="0" w:line="240" w:lineRule="auto"/>
@@ -3894,9 +5130,9 @@
       </w:tcPr>
     </w:tblStylePr>
   </w:style>
-  <w:style w:type="table" w:styleId="49">
+  <w:style w:type="table" w:styleId="51">
     <w:name w:val="Light Grid Accent 1"/>
-    <w:basedOn w:val="32"/>
+    <w:basedOn w:val="34"/>
     <w:uiPriority w:val="62"/>
     <w:pPr>
       <w:spacing w:after="0" w:line="240" w:lineRule="auto"/>
@@ -4020,9 +5256,9 @@
       </w:tcPr>
     </w:tblStylePr>
   </w:style>
-  <w:style w:type="table" w:styleId="50">
+  <w:style w:type="table" w:styleId="52">
     <w:name w:val="Light Grid Accent 2"/>
-    <w:basedOn w:val="32"/>
+    <w:basedOn w:val="34"/>
     <w:uiPriority w:val="62"/>
     <w:pPr>
       <w:spacing w:after="0" w:line="240" w:lineRule="auto"/>
@@ -4146,9 +5382,9 @@
       </w:tcPr>
     </w:tblStylePr>
   </w:style>
-  <w:style w:type="table" w:styleId="51">
+  <w:style w:type="table" w:styleId="53">
     <w:name w:val="Light Grid Accent 3"/>
-    <w:basedOn w:val="32"/>
+    <w:basedOn w:val="34"/>
     <w:uiPriority w:val="62"/>
     <w:pPr>
       <w:spacing w:after="0" w:line="240" w:lineRule="auto"/>
@@ -4272,9 +5508,9 @@
       </w:tcPr>
     </w:tblStylePr>
   </w:style>
-  <w:style w:type="table" w:styleId="52">
+  <w:style w:type="table" w:styleId="54">
     <w:name w:val="Light Grid Accent 4"/>
-    <w:basedOn w:val="32"/>
+    <w:basedOn w:val="34"/>
     <w:uiPriority w:val="62"/>
     <w:pPr>
       <w:spacing w:after="0" w:line="240" w:lineRule="auto"/>
@@ -4398,9 +5634,9 @@
       </w:tcPr>
     </w:tblStylePr>
   </w:style>
-  <w:style w:type="table" w:styleId="53">
+  <w:style w:type="table" w:styleId="55">
     <w:name w:val="Light Grid Accent 5"/>
-    <w:basedOn w:val="32"/>
+    <w:basedOn w:val="34"/>
     <w:uiPriority w:val="62"/>
     <w:pPr>
       <w:spacing w:after="0" w:line="240" w:lineRule="auto"/>
@@ -4524,9 +5760,9 @@
       </w:tcPr>
     </w:tblStylePr>
   </w:style>
-  <w:style w:type="table" w:styleId="54">
+  <w:style w:type="table" w:styleId="56">
     <w:name w:val="Light Grid Accent 6"/>
-    <w:basedOn w:val="32"/>
+    <w:basedOn w:val="34"/>
     <w:uiPriority w:val="62"/>
     <w:pPr>
       <w:spacing w:after="0" w:line="240" w:lineRule="auto"/>
@@ -4650,9 +5886,9 @@
       </w:tcPr>
     </w:tblStylePr>
   </w:style>
-  <w:style w:type="table" w:styleId="55">
+  <w:style w:type="table" w:styleId="57">
     <w:name w:val="Medium Shading 1"/>
-    <w:basedOn w:val="32"/>
+    <w:basedOn w:val="34"/>
     <w:uiPriority w:val="63"/>
     <w:pPr>
       <w:spacing w:after="0" w:line="240" w:lineRule="auto"/>
@@ -4757,9 +5993,9 @@
       </w:tcPr>
     </w:tblStylePr>
   </w:style>
-  <w:style w:type="table" w:styleId="56">
+  <w:style w:type="table" w:styleId="58">
     <w:name w:val="Medium Shading 1 Accent 1"/>
-    <w:basedOn w:val="32"/>
+    <w:basedOn w:val="34"/>
     <w:uiPriority w:val="63"/>
     <w:pPr>
       <w:spacing w:after="0" w:line="240" w:lineRule="auto"/>
@@ -4864,9 +6100,9 @@
       </w:tcPr>
     </w:tblStylePr>
   </w:style>
-  <w:style w:type="table" w:styleId="57">
+  <w:style w:type="table" w:styleId="59">
     <w:name w:val="Medium Shading 1 Accent 2"/>
-    <w:basedOn w:val="32"/>
+    <w:basedOn w:val="34"/>
     <w:uiPriority w:val="63"/>
     <w:pPr>
       <w:spacing w:after="0" w:line="240" w:lineRule="auto"/>
@@ -4971,9 +6207,9 @@
       </w:tcPr>
     </w:tblStylePr>
   </w:style>
-  <w:style w:type="table" w:styleId="58">
+  <w:style w:type="table" w:styleId="60">
     <w:name w:val="Medium Shading 1 Accent 3"/>
-    <w:basedOn w:val="32"/>
+    <w:basedOn w:val="34"/>
     <w:uiPriority w:val="63"/>
     <w:pPr>
       <w:spacing w:after="0" w:line="240" w:lineRule="auto"/>
@@ -5078,9 +6314,9 @@
       </w:tcPr>
     </w:tblStylePr>
   </w:style>
-  <w:style w:type="table" w:styleId="59">
+  <w:style w:type="table" w:styleId="61">
     <w:name w:val="Medium Shading 1 Accent 4"/>
-    <w:basedOn w:val="32"/>
+    <w:basedOn w:val="34"/>
     <w:uiPriority w:val="63"/>
     <w:pPr>
       <w:spacing w:after="0" w:line="240" w:lineRule="auto"/>
@@ -5185,9 +6421,9 @@
       </w:tcPr>
     </w:tblStylePr>
   </w:style>
-  <w:style w:type="table" w:styleId="60">
+  <w:style w:type="table" w:styleId="62">
     <w:name w:val="Medium Shading 1 Accent 5"/>
-    <w:basedOn w:val="32"/>
+    <w:basedOn w:val="34"/>
     <w:uiPriority w:val="63"/>
     <w:pPr>
       <w:spacing w:after="0" w:line="240" w:lineRule="auto"/>
@@ -5292,9 +6528,9 @@
       </w:tcPr>
     </w:tblStylePr>
   </w:style>
-  <w:style w:type="table" w:styleId="61">
+  <w:style w:type="table" w:styleId="63">
     <w:name w:val="Medium Shading 1 Accent 6"/>
-    <w:basedOn w:val="32"/>
+    <w:basedOn w:val="34"/>
     <w:uiPriority w:val="63"/>
     <w:pPr>
       <w:spacing w:after="0" w:line="240" w:lineRule="auto"/>
@@ -5399,9 +6635,9 @@
       </w:tcPr>
     </w:tblStylePr>
   </w:style>
-  <w:style w:type="table" w:styleId="62">
+  <w:style w:type="table" w:styleId="64">
     <w:name w:val="Medium Shading 2"/>
-    <w:basedOn w:val="32"/>
+    <w:basedOn w:val="34"/>
     <w:uiPriority w:val="64"/>
     <w:pPr>
       <w:spacing w:after="0" w:line="240" w:lineRule="auto"/>
@@ -5564,9 +6800,9 @@
       </w:tcPr>
     </w:tblStylePr>
   </w:style>
-  <w:style w:type="table" w:styleId="63">
+  <w:style w:type="table" w:styleId="65">
     <w:name w:val="Medium Shading 2 Accent 1"/>
-    <w:basedOn w:val="32"/>
+    <w:basedOn w:val="34"/>
     <w:uiPriority w:val="64"/>
     <w:pPr>
       <w:spacing w:after="0" w:line="240" w:lineRule="auto"/>
@@ -5729,9 +6965,9 @@
       </w:tcPr>
     </w:tblStylePr>
   </w:style>
-  <w:style w:type="table" w:styleId="64">
+  <w:style w:type="table" w:styleId="66">
     <w:name w:val="Medium Shading 2 Accent 2"/>
-    <w:basedOn w:val="32"/>
+    <w:basedOn w:val="34"/>
     <w:uiPriority w:val="64"/>
     <w:pPr>
       <w:spacing w:after="0" w:line="240" w:lineRule="auto"/>
@@ -5894,9 +7130,9 @@
       </w:tcPr>
     </w:tblStylePr>
   </w:style>
-  <w:style w:type="table" w:styleId="65">
+  <w:style w:type="table" w:styleId="67">
     <w:name w:val="Medium Shading 2 Accent 3"/>
-    <w:basedOn w:val="32"/>
+    <w:basedOn w:val="34"/>
     <w:uiPriority w:val="64"/>
     <w:pPr>
       <w:spacing w:after="0" w:line="240" w:lineRule="auto"/>
@@ -6059,9 +7295,9 @@
       </w:tcPr>
     </w:tblStylePr>
   </w:style>
-  <w:style w:type="table" w:styleId="66">
+  <w:style w:type="table" w:styleId="68">
     <w:name w:val="Medium Shading 2 Accent 4"/>
-    <w:basedOn w:val="32"/>
+    <w:basedOn w:val="34"/>
     <w:uiPriority w:val="64"/>
     <w:pPr>
       <w:spacing w:after="0" w:line="240" w:lineRule="auto"/>
@@ -6224,9 +7460,9 @@
       </w:tcPr>
     </w:tblStylePr>
   </w:style>
-  <w:style w:type="table" w:styleId="67">
+  <w:style w:type="table" w:styleId="69">
     <w:name w:val="Medium Shading 2 Accent 5"/>
-    <w:basedOn w:val="32"/>
+    <w:basedOn w:val="34"/>
     <w:uiPriority w:val="64"/>
     <w:pPr>
       <w:spacing w:after="0" w:line="240" w:lineRule="auto"/>
@@ -6389,9 +7625,9 @@
       </w:tcPr>
     </w:tblStylePr>
   </w:style>
-  <w:style w:type="table" w:styleId="68">
+  <w:style w:type="table" w:styleId="70">
     <w:name w:val="Medium Shading 2 Accent 6"/>
-    <w:basedOn w:val="32"/>
+    <w:basedOn w:val="34"/>
     <w:uiPriority w:val="64"/>
     <w:pPr>
       <w:spacing w:after="0" w:line="240" w:lineRule="auto"/>
@@ -6554,9 +7790,9 @@
       </w:tcPr>
     </w:tblStylePr>
   </w:style>
-  <w:style w:type="table" w:styleId="69">
+  <w:style w:type="table" w:styleId="71">
     <w:name w:val="Medium List 1"/>
-    <w:basedOn w:val="32"/>
+    <w:basedOn w:val="34"/>
     <w:uiPriority w:val="65"/>
     <w:pPr>
       <w:spacing w:after="0" w:line="240" w:lineRule="auto"/>
@@ -6644,9 +7880,9 @@
       </w:tcPr>
     </w:tblStylePr>
   </w:style>
-  <w:style w:type="table" w:styleId="70">
+  <w:style w:type="table" w:styleId="72">
     <w:name w:val="Medium List 1 Accent 1"/>
-    <w:basedOn w:val="32"/>
+    <w:basedOn w:val="34"/>
     <w:uiPriority w:val="65"/>
     <w:pPr>
       <w:spacing w:after="0" w:line="240" w:lineRule="auto"/>
@@ -6734,9 +7970,9 @@
       </w:tcPr>
     </w:tblStylePr>
   </w:style>
-  <w:style w:type="table" w:styleId="71">
+  <w:style w:type="table" w:styleId="73">
     <w:name w:val="Medium List 1 Accent 2"/>
-    <w:basedOn w:val="32"/>
+    <w:basedOn w:val="34"/>
     <w:uiPriority w:val="65"/>
     <w:pPr>
       <w:spacing w:after="0" w:line="240" w:lineRule="auto"/>
@@ -6824,9 +8060,9 @@
       </w:tcPr>
     </w:tblStylePr>
   </w:style>
-  <w:style w:type="table" w:styleId="72">
+  <w:style w:type="table" w:styleId="74">
     <w:name w:val="Medium List 1 Accent 3"/>
-    <w:basedOn w:val="32"/>
+    <w:basedOn w:val="34"/>
     <w:uiPriority w:val="65"/>
     <w:pPr>
       <w:spacing w:after="0" w:line="240" w:lineRule="auto"/>
@@ -6914,9 +8150,9 @@
       </w:tcPr>
     </w:tblStylePr>
   </w:style>
-  <w:style w:type="table" w:styleId="73">
+  <w:style w:type="table" w:styleId="75">
     <w:name w:val="Medium List 1 Accent 4"/>
-    <w:basedOn w:val="32"/>
+    <w:basedOn w:val="34"/>
     <w:uiPriority w:val="65"/>
     <w:pPr>
       <w:spacing w:after="0" w:line="240" w:lineRule="auto"/>
@@ -7004,9 +8240,9 @@
       </w:tcPr>
     </w:tblStylePr>
   </w:style>
-  <w:style w:type="table" w:styleId="74">
+  <w:style w:type="table" w:styleId="76">
     <w:name w:val="Medium List 1 Accent 5"/>
-    <w:basedOn w:val="32"/>
+    <w:basedOn w:val="34"/>
     <w:uiPriority w:val="65"/>
     <w:pPr>
       <w:spacing w:after="0" w:line="240" w:lineRule="auto"/>
@@ -7094,9 +8330,9 @@
       </w:tcPr>
     </w:tblStylePr>
   </w:style>
-  <w:style w:type="table" w:styleId="75">
+  <w:style w:type="table" w:styleId="77">
     <w:name w:val="Medium List 1 Accent 6"/>
-    <w:basedOn w:val="32"/>
+    <w:basedOn w:val="34"/>
     <w:uiPriority w:val="65"/>
     <w:pPr>
       <w:spacing w:after="0" w:line="240" w:lineRule="auto"/>
@@ -7184,9 +8420,9 @@
       </w:tcPr>
     </w:tblStylePr>
   </w:style>
-  <w:style w:type="table" w:styleId="76">
+  <w:style w:type="table" w:styleId="78">
     <w:name w:val="Medium List 2"/>
-    <w:basedOn w:val="32"/>
+    <w:basedOn w:val="34"/>
     <w:uiPriority w:val="66"/>
     <w:pPr>
       <w:spacing w:after="0" w:line="240" w:lineRule="auto"/>
@@ -7313,9 +8549,9 @@
       </w:tcPr>
     </w:tblStylePr>
   </w:style>
-  <w:style w:type="table" w:styleId="77">
+  <w:style w:type="table" w:styleId="79">
     <w:name w:val="Medium List 2 Accent 1"/>
-    <w:basedOn w:val="32"/>
+    <w:basedOn w:val="34"/>
     <w:uiPriority w:val="66"/>
     <w:pPr>
       <w:spacing w:after="0" w:line="240" w:lineRule="auto"/>
@@ -7442,9 +8678,9 @@
       </w:tcPr>
     </w:tblStylePr>
   </w:style>
-  <w:style w:type="table" w:styleId="78">
+  <w:style w:type="table" w:styleId="80">
     <w:name w:val="Medium List 2 Accent 2"/>
-    <w:basedOn w:val="32"/>
+    <w:basedOn w:val="34"/>
     <w:uiPriority w:val="66"/>
     <w:pPr>
       <w:spacing w:after="0" w:line="240" w:lineRule="auto"/>
@@ -7571,9 +8807,9 @@
       </w:tcPr>
     </w:tblStylePr>
   </w:style>
-  <w:style w:type="table" w:styleId="79">
+  <w:style w:type="table" w:styleId="81">
     <w:name w:val="Medium List 2 Accent 3"/>
-    <w:basedOn w:val="32"/>
+    <w:basedOn w:val="34"/>
     <w:uiPriority w:val="66"/>
     <w:pPr>
       <w:spacing w:after="0" w:line="240" w:lineRule="auto"/>
@@ -7700,9 +8936,9 @@
       </w:tcPr>
     </w:tblStylePr>
   </w:style>
-  <w:style w:type="table" w:styleId="80">
+  <w:style w:type="table" w:styleId="82">
     <w:name w:val="Medium List 2 Accent 4"/>
-    <w:basedOn w:val="32"/>
+    <w:basedOn w:val="34"/>
     <w:uiPriority w:val="66"/>
     <w:pPr>
       <w:spacing w:after="0" w:line="240" w:lineRule="auto"/>
@@ -7829,9 +9065,9 @@
       </w:tcPr>
     </w:tblStylePr>
   </w:style>
-  <w:style w:type="table" w:styleId="81">
+  <w:style w:type="table" w:styleId="83">
     <w:name w:val="Medium List 2 Accent 5"/>
-    <w:basedOn w:val="32"/>
+    <w:basedOn w:val="34"/>
     <w:uiPriority w:val="66"/>
     <w:pPr>
       <w:spacing w:after="0" w:line="240" w:lineRule="auto"/>
@@ -7958,9 +9194,9 @@
       </w:tcPr>
     </w:tblStylePr>
   </w:style>
-  <w:style w:type="table" w:styleId="82">
+  <w:style w:type="table" w:styleId="84">
     <w:name w:val="Medium List 2 Accent 6"/>
-    <w:basedOn w:val="32"/>
+    <w:basedOn w:val="34"/>
     <w:uiPriority w:val="66"/>
     <w:pPr>
       <w:spacing w:after="0" w:line="240" w:lineRule="auto"/>
@@ -8087,9 +9323,9 @@
       </w:tcPr>
     </w:tblStylePr>
   </w:style>
-  <w:style w:type="table" w:styleId="83">
+  <w:style w:type="table" w:styleId="85">
     <w:name w:val="Medium Grid 1"/>
-    <w:basedOn w:val="32"/>
+    <w:basedOn w:val="34"/>
     <w:uiPriority w:val="67"/>
     <w:pPr>
       <w:spacing w:after="0" w:line="240" w:lineRule="auto"/>
@@ -8156,9 +9392,9 @@
       </w:tcPr>
     </w:tblStylePr>
   </w:style>
-  <w:style w:type="table" w:styleId="84">
+  <w:style w:type="table" w:styleId="86">
     <w:name w:val="Medium Grid 1 Accent 1"/>
-    <w:basedOn w:val="32"/>
+    <w:basedOn w:val="34"/>
     <w:uiPriority w:val="67"/>
     <w:pPr>
       <w:spacing w:after="0" w:line="240" w:lineRule="auto"/>
@@ -8225,9 +9461,9 @@
       </w:tcPr>
     </w:tblStylePr>
   </w:style>
-  <w:style w:type="table" w:styleId="85">
+  <w:style w:type="table" w:styleId="87">
     <w:name w:val="Medium Grid 1 Accent 2"/>
-    <w:basedOn w:val="32"/>
+    <w:basedOn w:val="34"/>
     <w:uiPriority w:val="67"/>
     <w:pPr>
       <w:spacing w:after="0" w:line="240" w:lineRule="auto"/>
@@ -8294,9 +9530,9 @@
       </w:tcPr>
     </w:tblStylePr>
   </w:style>
-  <w:style w:type="table" w:styleId="86">
+  <w:style w:type="table" w:styleId="88">
     <w:name w:val="Medium Grid 1 Accent 3"/>
-    <w:basedOn w:val="32"/>
+    <w:basedOn w:val="34"/>
     <w:uiPriority w:val="67"/>
     <w:pPr>
       <w:spacing w:after="0" w:line="240" w:lineRule="auto"/>
@@ -8363,9 +9599,9 @@
       </w:tcPr>
     </w:tblStylePr>
   </w:style>
-  <w:style w:type="table" w:styleId="87">
+  <w:style w:type="table" w:styleId="89">
     <w:name w:val="Medium Grid 1 Accent 4"/>
-    <w:basedOn w:val="32"/>
+    <w:basedOn w:val="34"/>
     <w:uiPriority w:val="67"/>
     <w:pPr>
       <w:spacing w:after="0" w:line="240" w:lineRule="auto"/>
@@ -8432,9 +9668,9 @@
       </w:tcPr>
     </w:tblStylePr>
   </w:style>
-  <w:style w:type="table" w:styleId="88">
+  <w:style w:type="table" w:styleId="90">
     <w:name w:val="Medium Grid 1 Accent 5"/>
-    <w:basedOn w:val="32"/>
+    <w:basedOn w:val="34"/>
     <w:uiPriority w:val="67"/>
     <w:pPr>
       <w:spacing w:after="0" w:line="240" w:lineRule="auto"/>
@@ -8501,9 +9737,9 @@
       </w:tcPr>
     </w:tblStylePr>
   </w:style>
-  <w:style w:type="table" w:styleId="89">
+  <w:style w:type="table" w:styleId="91">
     <w:name w:val="Medium Grid 1 Accent 6"/>
-    <w:basedOn w:val="32"/>
+    <w:basedOn w:val="34"/>
     <w:uiPriority w:val="67"/>
     <w:pPr>
       <w:spacing w:after="0" w:line="240" w:lineRule="auto"/>
@@ -8570,9 +9806,9 @@
       </w:tcPr>
     </w:tblStylePr>
   </w:style>
-  <w:style w:type="table" w:styleId="90">
+  <w:style w:type="table" w:styleId="92">
     <w:name w:val="Medium Grid 2"/>
-    <w:basedOn w:val="32"/>
+    <w:basedOn w:val="34"/>
     <w:uiPriority w:val="68"/>
     <w:pPr>
       <w:spacing w:after="0" w:line="240" w:lineRule="auto"/>
@@ -8716,9 +9952,9 @@
       </w:tcPr>
     </w:tblStylePr>
   </w:style>
-  <w:style w:type="table" w:styleId="91">
+  <w:style w:type="table" w:styleId="93">
     <w:name w:val="Medium Grid 2 Accent 1"/>
-    <w:basedOn w:val="32"/>
+    <w:basedOn w:val="34"/>
     <w:uiPriority w:val="68"/>
     <w:pPr>
       <w:spacing w:after="0" w:line="240" w:lineRule="auto"/>
@@ -8862,9 +10098,9 @@
       </w:tcPr>
     </w:tblStylePr>
   </w:style>
-  <w:style w:type="table" w:styleId="92">
+  <w:style w:type="table" w:styleId="94">
     <w:name w:val="Medium Grid 2 Accent 2"/>
-    <w:basedOn w:val="32"/>
+    <w:basedOn w:val="34"/>
     <w:uiPriority w:val="68"/>
     <w:pPr>
       <w:spacing w:after="0" w:line="240" w:lineRule="auto"/>
@@ -9008,9 +10244,9 @@
       </w:tcPr>
     </w:tblStylePr>
   </w:style>
-  <w:style w:type="table" w:styleId="93">
+  <w:style w:type="table" w:styleId="95">
     <w:name w:val="Medium Grid 2 Accent 3"/>
-    <w:basedOn w:val="32"/>
+    <w:basedOn w:val="34"/>
     <w:uiPriority w:val="68"/>
     <w:pPr>
       <w:spacing w:after="0" w:line="240" w:lineRule="auto"/>
@@ -9154,9 +10390,9 @@
       </w:tcPr>
     </w:tblStylePr>
   </w:style>
-  <w:style w:type="table" w:styleId="94">
+  <w:style w:type="table" w:styleId="96">
     <w:name w:val="Medium Grid 2 Accent 4"/>
-    <w:basedOn w:val="32"/>
+    <w:basedOn w:val="34"/>
     <w:uiPriority w:val="68"/>
     <w:pPr>
       <w:spacing w:after="0" w:line="240" w:lineRule="auto"/>
@@ -9300,9 +10536,9 @@
       </w:tcPr>
     </w:tblStylePr>
   </w:style>
-  <w:style w:type="table" w:styleId="95">
+  <w:style w:type="table" w:styleId="97">
     <w:name w:val="Medium Grid 2 Accent 5"/>
-    <w:basedOn w:val="32"/>
+    <w:basedOn w:val="34"/>
     <w:uiPriority w:val="68"/>
     <w:pPr>
       <w:spacing w:after="0" w:line="240" w:lineRule="auto"/>
@@ -9446,9 +10682,9 @@
       </w:tcPr>
     </w:tblStylePr>
   </w:style>
-  <w:style w:type="table" w:styleId="96">
+  <w:style w:type="table" w:styleId="98">
     <w:name w:val="Medium Grid 2 Accent 6"/>
-    <w:basedOn w:val="32"/>
+    <w:basedOn w:val="34"/>
     <w:uiPriority w:val="68"/>
     <w:pPr>
       <w:spacing w:after="0" w:line="240" w:lineRule="auto"/>
@@ -9592,9 +10828,9 @@
       </w:tcPr>
     </w:tblStylePr>
   </w:style>
-  <w:style w:type="table" w:styleId="97">
+  <w:style w:type="table" w:styleId="99">
     <w:name w:val="Medium Grid 3"/>
-    <w:basedOn w:val="32"/>
+    <w:basedOn w:val="34"/>
     <w:uiPriority w:val="69"/>
     <w:pPr>
       <w:spacing w:after="0" w:line="240" w:lineRule="auto"/>
@@ -9749,9 +10985,9 @@
       </w:tcPr>
     </w:tblStylePr>
   </w:style>
-  <w:style w:type="table" w:styleId="98">
+  <w:style w:type="table" w:styleId="100">
     <w:name w:val="Medium Grid 3 Accent 1"/>
-    <w:basedOn w:val="32"/>
+    <w:basedOn w:val="34"/>
     <w:uiPriority w:val="69"/>
     <w:pPr>
       <w:spacing w:after="0" w:line="240" w:lineRule="auto"/>
@@ -9906,9 +11142,9 @@
       </w:tcPr>
     </w:tblStylePr>
   </w:style>
-  <w:style w:type="table" w:styleId="99">
+  <w:style w:type="table" w:styleId="101">
     <w:name w:val="Medium Grid 3 Accent 2"/>
-    <w:basedOn w:val="32"/>
+    <w:basedOn w:val="34"/>
     <w:uiPriority w:val="69"/>
     <w:pPr>
       <w:spacing w:after="0" w:line="240" w:lineRule="auto"/>
@@ -10063,9 +11299,9 @@
       </w:tcPr>
     </w:tblStylePr>
   </w:style>
-  <w:style w:type="table" w:styleId="100">
+  <w:style w:type="table" w:styleId="102">
     <w:name w:val="Medium Grid 3 Accent 3"/>
-    <w:basedOn w:val="32"/>
+    <w:basedOn w:val="34"/>
     <w:uiPriority w:val="69"/>
     <w:pPr>
       <w:spacing w:after="0" w:line="240" w:lineRule="auto"/>
@@ -10220,9 +11456,9 @@
       </w:tcPr>
     </w:tblStylePr>
   </w:style>
-  <w:style w:type="table" w:styleId="101">
+  <w:style w:type="table" w:styleId="103">
     <w:name w:val="Medium Grid 3 Accent 4"/>
-    <w:basedOn w:val="32"/>
+    <w:basedOn w:val="34"/>
     <w:uiPriority w:val="69"/>
     <w:pPr>
       <w:spacing w:after="0" w:line="240" w:lineRule="auto"/>
@@ -10377,9 +11613,9 @@
       </w:tcPr>
     </w:tblStylePr>
   </w:style>
-  <w:style w:type="table" w:styleId="102">
+  <w:style w:type="table" w:styleId="104">
     <w:name w:val="Medium Grid 3 Accent 5"/>
-    <w:basedOn w:val="32"/>
+    <w:basedOn w:val="34"/>
     <w:uiPriority w:val="69"/>
     <w:pPr>
       <w:spacing w:after="0" w:line="240" w:lineRule="auto"/>
@@ -10534,9 +11770,9 @@
       </w:tcPr>
     </w:tblStylePr>
   </w:style>
-  <w:style w:type="table" w:styleId="103">
+  <w:style w:type="table" w:styleId="105">
     <w:name w:val="Medium Grid 3 Accent 6"/>
-    <w:basedOn w:val="32"/>
+    <w:basedOn w:val="34"/>
     <w:uiPriority w:val="69"/>
     <w:pPr>
       <w:spacing w:after="0" w:line="240" w:lineRule="auto"/>
@@ -10691,9 +11927,9 @@
       </w:tcPr>
     </w:tblStylePr>
   </w:style>
-  <w:style w:type="table" w:styleId="104">
+  <w:style w:type="table" w:styleId="106">
     <w:name w:val="Dark List"/>
-    <w:basedOn w:val="32"/>
+    <w:basedOn w:val="34"/>
     <w:uiPriority w:val="70"/>
     <w:pPr>
       <w:spacing w:after="0" w:line="240" w:lineRule="auto"/>
@@ -10806,9 +12042,9 @@
       </w:tcPr>
     </w:tblStylePr>
   </w:style>
-  <w:style w:type="table" w:styleId="105">
+  <w:style w:type="table" w:styleId="107">
     <w:name w:val="Dark List Accent 1"/>
-    <w:basedOn w:val="32"/>
+    <w:basedOn w:val="34"/>
     <w:uiPriority w:val="70"/>
     <w:pPr>
       <w:spacing w:after="0" w:line="240" w:lineRule="auto"/>
@@ -10921,9 +12157,9 @@
       </w:tcPr>
     </w:tblStylePr>
   </w:style>
-  <w:style w:type="table" w:styleId="106">
+  <w:style w:type="table" w:styleId="108">
     <w:name w:val="Dark List Accent 2"/>
-    <w:basedOn w:val="32"/>
+    <w:basedOn w:val="34"/>
     <w:uiPriority w:val="70"/>
     <w:pPr>
       <w:spacing w:after="0" w:line="240" w:lineRule="auto"/>
@@ -11036,9 +12272,9 @@
       </w:tcPr>
     </w:tblStylePr>
   </w:style>
-  <w:style w:type="table" w:styleId="107">
+  <w:style w:type="table" w:styleId="109">
     <w:name w:val="Dark List Accent 3"/>
-    <w:basedOn w:val="32"/>
+    <w:basedOn w:val="34"/>
     <w:uiPriority w:val="70"/>
     <w:pPr>
       <w:spacing w:after="0" w:line="240" w:lineRule="auto"/>
@@ -11151,9 +12387,9 @@
       </w:tcPr>
     </w:tblStylePr>
   </w:style>
-  <w:style w:type="table" w:styleId="108">
+  <w:style w:type="table" w:styleId="110">
     <w:name w:val="Dark List Accent 4"/>
-    <w:basedOn w:val="32"/>
+    <w:basedOn w:val="34"/>
     <w:uiPriority w:val="70"/>
     <w:pPr>
       <w:spacing w:after="0" w:line="240" w:lineRule="auto"/>
@@ -11266,9 +12502,9 @@
       </w:tcPr>
     </w:tblStylePr>
   </w:style>
-  <w:style w:type="table" w:styleId="109">
+  <w:style w:type="table" w:styleId="111">
     <w:name w:val="Dark List Accent 5"/>
-    <w:basedOn w:val="32"/>
+    <w:basedOn w:val="34"/>
     <w:uiPriority w:val="70"/>
     <w:pPr>
       <w:spacing w:after="0" w:line="240" w:lineRule="auto"/>
@@ -11381,9 +12617,9 @@
       </w:tcPr>
     </w:tblStylePr>
   </w:style>
-  <w:style w:type="table" w:styleId="110">
+  <w:style w:type="table" w:styleId="112">
     <w:name w:val="Dark List Accent 6"/>
-    <w:basedOn w:val="32"/>
+    <w:basedOn w:val="34"/>
     <w:uiPriority w:val="70"/>
     <w:pPr>
       <w:spacing w:after="0" w:line="240" w:lineRule="auto"/>
@@ -11496,9 +12732,9 @@
       </w:tcPr>
     </w:tblStylePr>
   </w:style>
-  <w:style w:type="table" w:styleId="111">
+  <w:style w:type="table" w:styleId="113">
     <w:name w:val="Colorful Shading"/>
-    <w:basedOn w:val="32"/>
+    <w:basedOn w:val="34"/>
     <w:uiPriority w:val="71"/>
     <w:pPr>
       <w:spacing w:after="0" w:line="240" w:lineRule="auto"/>
@@ -11644,9 +12880,9 @@
       </w:rPr>
     </w:tblStylePr>
   </w:style>
-  <w:style w:type="table" w:styleId="112">
+  <w:style w:type="table" w:styleId="114">
     <w:name w:val="Colorful Shading Accent 1"/>
-    <w:basedOn w:val="32"/>
+    <w:basedOn w:val="34"/>
     <w:uiPriority w:val="71"/>
     <w:pPr>
       <w:spacing w:after="0" w:line="240" w:lineRule="auto"/>
@@ -11792,9 +13028,9 @@
       </w:rPr>
     </w:tblStylePr>
   </w:style>
-  <w:style w:type="table" w:styleId="113">
+  <w:style w:type="table" w:styleId="115">
     <w:name w:val="Colorful Shading Accent 2"/>
-    <w:basedOn w:val="32"/>
+    <w:basedOn w:val="34"/>
     <w:uiPriority w:val="71"/>
     <w:pPr>
       <w:spacing w:after="0" w:line="240" w:lineRule="auto"/>
@@ -11940,9 +13176,9 @@
       </w:rPr>
     </w:tblStylePr>
   </w:style>
-  <w:style w:type="table" w:styleId="114">
+  <w:style w:type="table" w:styleId="116">
     <w:name w:val="Colorful Shading Accent 3"/>
-    <w:basedOn w:val="32"/>
+    <w:basedOn w:val="34"/>
     <w:uiPriority w:val="71"/>
     <w:pPr>
       <w:spacing w:after="0" w:line="240" w:lineRule="auto"/>
@@ -12068,9 +13304,9 @@
       </w:tcPr>
     </w:tblStylePr>
   </w:style>
-  <w:style w:type="table" w:styleId="115">
+  <w:style w:type="table" w:styleId="117">
     <w:name w:val="Colorful Shading Accent 4"/>
-    <w:basedOn w:val="32"/>
+    <w:basedOn w:val="34"/>
     <w:uiPriority w:val="71"/>
     <w:pPr>
       <w:spacing w:after="0" w:line="240" w:lineRule="auto"/>
@@ -12216,9 +13452,9 @@
       </w:rPr>
     </w:tblStylePr>
   </w:style>
-  <w:style w:type="table" w:styleId="116">
+  <w:style w:type="table" w:styleId="118">
     <w:name w:val="Colorful Shading Accent 5"/>
-    <w:basedOn w:val="32"/>
+    <w:basedOn w:val="34"/>
     <w:uiPriority w:val="71"/>
     <w:pPr>
       <w:spacing w:after="0" w:line="240" w:lineRule="auto"/>
@@ -12364,9 +13600,9 @@
       </w:rPr>
     </w:tblStylePr>
   </w:style>
-  <w:style w:type="table" w:styleId="117">
+  <w:style w:type="table" w:styleId="119">
     <w:name w:val="Colorful Shading Accent 6"/>
-    <w:basedOn w:val="32"/>
+    <w:basedOn w:val="34"/>
     <w:uiPriority w:val="71"/>
     <w:pPr>
       <w:spacing w:after="0" w:line="240" w:lineRule="auto"/>
@@ -12512,9 +13748,9 @@
       </w:rPr>
     </w:tblStylePr>
   </w:style>
-  <w:style w:type="table" w:styleId="118">
+  <w:style w:type="table" w:styleId="120">
     <w:name w:val="Colorful List"/>
-    <w:basedOn w:val="32"/>
+    <w:basedOn w:val="34"/>
     <w:uiPriority w:val="72"/>
     <w:pPr>
       <w:spacing w:after="0" w:line="240" w:lineRule="auto"/>
@@ -12604,9 +13840,9 @@
       </w:tcPr>
     </w:tblStylePr>
   </w:style>
-  <w:style w:type="table" w:styleId="119">
+  <w:style w:type="table" w:styleId="121">
     <w:name w:val="Colorful List Accent 1"/>
-    <w:basedOn w:val="32"/>
+    <w:basedOn w:val="34"/>
     <w:uiPriority w:val="72"/>
     <w:pPr>
       <w:spacing w:after="0" w:line="240" w:lineRule="auto"/>
@@ -12696,9 +13932,9 @@
       </w:tcPr>
     </w:tblStylePr>
   </w:style>
-  <w:style w:type="table" w:styleId="120">
+  <w:style w:type="table" w:styleId="122">
     <w:name w:val="Colorful List Accent 2"/>
-    <w:basedOn w:val="32"/>
+    <w:basedOn w:val="34"/>
     <w:uiPriority w:val="72"/>
     <w:pPr>
       <w:spacing w:after="0" w:line="240" w:lineRule="auto"/>
@@ -12788,9 +14024,9 @@
       </w:tcPr>
     </w:tblStylePr>
   </w:style>
-  <w:style w:type="table" w:styleId="121">
+  <w:style w:type="table" w:styleId="123">
     <w:name w:val="Colorful List Accent 3"/>
-    <w:basedOn w:val="32"/>
+    <w:basedOn w:val="34"/>
     <w:uiPriority w:val="72"/>
     <w:pPr>
       <w:spacing w:after="0" w:line="240" w:lineRule="auto"/>
@@ -12880,9 +14116,9 @@
       </w:tcPr>
     </w:tblStylePr>
   </w:style>
-  <w:style w:type="table" w:styleId="122">
+  <w:style w:type="table" w:styleId="124">
     <w:name w:val="Colorful List Accent 4"/>
-    <w:basedOn w:val="32"/>
+    <w:basedOn w:val="34"/>
     <w:uiPriority w:val="72"/>
     <w:pPr>
       <w:spacing w:after="0" w:line="240" w:lineRule="auto"/>
@@ -12972,9 +14208,9 @@
       </w:tcPr>
     </w:tblStylePr>
   </w:style>
-  <w:style w:type="table" w:styleId="123">
+  <w:style w:type="table" w:styleId="125">
     <w:name w:val="Colorful List Accent 5"/>
-    <w:basedOn w:val="32"/>
+    <w:basedOn w:val="34"/>
     <w:uiPriority w:val="72"/>
     <w:pPr>
       <w:spacing w:after="0" w:line="240" w:lineRule="auto"/>
@@ -13064,9 +14300,9 @@
       </w:tcPr>
     </w:tblStylePr>
   </w:style>
-  <w:style w:type="table" w:styleId="124">
+  <w:style w:type="table" w:styleId="126">
     <w:name w:val="Colorful List Accent 6"/>
-    <w:basedOn w:val="32"/>
+    <w:basedOn w:val="34"/>
     <w:uiPriority w:val="72"/>
     <w:pPr>
       <w:spacing w:after="0" w:line="240" w:lineRule="auto"/>
@@ -13156,9 +14392,9 @@
       </w:tcPr>
     </w:tblStylePr>
   </w:style>
-  <w:style w:type="table" w:styleId="125">
+  <w:style w:type="table" w:styleId="127">
     <w:name w:val="Colorful Grid"/>
-    <w:basedOn w:val="32"/>
+    <w:basedOn w:val="34"/>
     <w:uiPriority w:val="73"/>
     <w:pPr>
       <w:spacing w:after="0" w:line="240" w:lineRule="auto"/>
@@ -13252,9 +14488,9 @@
       </w:tcPr>
     </w:tblStylePr>
   </w:style>
-  <w:style w:type="table" w:styleId="126">
+  <w:style w:type="table" w:styleId="128">
     <w:name w:val="Colorful Grid Accent 1"/>
-    <w:basedOn w:val="32"/>
+    <w:basedOn w:val="34"/>
     <w:uiPriority w:val="73"/>
     <w:pPr>
       <w:spacing w:after="0" w:line="240" w:lineRule="auto"/>
@@ -13348,9 +14584,9 @@
       </w:tcPr>
     </w:tblStylePr>
   </w:style>
-  <w:style w:type="table" w:styleId="127">
+  <w:style w:type="table" w:styleId="129">
     <w:name w:val="Colorful Grid Accent 2"/>
-    <w:basedOn w:val="32"/>
+    <w:basedOn w:val="34"/>
     <w:uiPriority w:val="73"/>
     <w:pPr>
       <w:spacing w:after="0" w:line="240" w:lineRule="auto"/>
@@ -13444,9 +14680,9 @@
       </w:tcPr>
     </w:tblStylePr>
   </w:style>
-  <w:style w:type="table" w:styleId="128">
+  <w:style w:type="table" w:styleId="130">
     <w:name w:val="Colorful Grid Accent 3"/>
-    <w:basedOn w:val="32"/>
+    <w:basedOn w:val="34"/>
     <w:uiPriority w:val="73"/>
     <w:pPr>
       <w:spacing w:after="0" w:line="240" w:lineRule="auto"/>
@@ -13540,9 +14776,9 @@
       </w:tcPr>
     </w:tblStylePr>
   </w:style>
-  <w:style w:type="table" w:styleId="129">
+  <w:style w:type="table" w:styleId="131">
     <w:name w:val="Colorful Grid Accent 4"/>
-    <w:basedOn w:val="32"/>
+    <w:basedOn w:val="34"/>
     <w:uiPriority w:val="73"/>
     <w:pPr>
       <w:spacing w:after="0" w:line="240" w:lineRule="auto"/>
@@ -13636,9 +14872,9 @@
       </w:tcPr>
     </w:tblStylePr>
   </w:style>
-  <w:style w:type="table" w:styleId="130">
+  <w:style w:type="table" w:styleId="132">
     <w:name w:val="Colorful Grid Accent 5"/>
-    <w:basedOn w:val="32"/>
+    <w:basedOn w:val="34"/>
     <w:uiPriority w:val="73"/>
     <w:pPr>
       <w:spacing w:after="0" w:line="240" w:lineRule="auto"/>
@@ -13732,9 +14968,9 @@
       </w:tcPr>
     </w:tblStylePr>
   </w:style>
-  <w:style w:type="table" w:styleId="131">
+  <w:style w:type="table" w:styleId="133">
     <w:name w:val="Colorful Grid Accent 6"/>
-    <w:basedOn w:val="32"/>
+    <w:basedOn w:val="34"/>
     <w:uiPriority w:val="73"/>
     <w:pPr>
       <w:spacing w:after="0" w:line="240" w:lineRule="auto"/>
@@ -13828,9 +15064,9 @@
       </w:tcPr>
     </w:tblStylePr>
   </w:style>
-  <w:style w:type="character" w:styleId="133">
+  <w:style w:type="character" w:styleId="135">
     <w:name w:val="Strong"/>
-    <w:basedOn w:val="132"/>
+    <w:basedOn w:val="134"/>
     <w:qFormat/>
     <w:uiPriority w:val="22"/>
     <w:rPr>
@@ -13838,9 +15074,9 @@
       <w:bCs/>
     </w:rPr>
   </w:style>
-  <w:style w:type="character" w:styleId="134">
+  <w:style w:type="character" w:styleId="136">
     <w:name w:val="Emphasis"/>
-    <w:basedOn w:val="132"/>
+    <w:basedOn w:val="134"/>
     <w:qFormat/>
     <w:uiPriority w:val="20"/>
     <w:rPr>
@@ -13848,19 +15084,30 @@
       <w:iCs/>
     </w:rPr>
   </w:style>
-  <w:style w:type="character" w:customStyle="1" w:styleId="135">
+  <w:style w:type="character" w:styleId="137">
+    <w:name w:val="HTML Code"/>
+    <w:basedOn w:val="134"/>
+    <w:semiHidden/>
+    <w:unhideWhenUsed/>
+    <w:uiPriority w:val="99"/>
+    <w:rPr>
+      <w:rFonts w:ascii="Courier New" w:hAnsi="Courier New"/>
+      <w:sz w:val="20"/>
+    </w:rPr>
+  </w:style>
+  <w:style w:type="character" w:customStyle="1" w:styleId="138">
     <w:name w:val="Header Char"/>
-    <w:basedOn w:val="132"/>
+    <w:basedOn w:val="134"/>
     <w:link w:val="25"/>
     <w:uiPriority w:val="99"/>
   </w:style>
-  <w:style w:type="character" w:customStyle="1" w:styleId="136">
+  <w:style w:type="character" w:customStyle="1" w:styleId="139">
     <w:name w:val="Footer Char"/>
-    <w:basedOn w:val="132"/>
+    <w:basedOn w:val="134"/>
     <w:link w:val="24"/>
     <w:uiPriority w:val="99"/>
   </w:style>
-  <w:style w:type="paragraph" w:styleId="137">
+  <w:style w:type="paragraph" w:styleId="140">
     <w:name w:val="No Spacing"/>
     <w:qFormat/>
     <w:uiPriority w:val="1"/>
@@ -13874,9 +15121,9 @@
       <w:lang w:val="en-US" w:eastAsia="en-US" w:bidi="ar-SA"/>
     </w:rPr>
   </w:style>
-  <w:style w:type="character" w:customStyle="1" w:styleId="138">
+  <w:style w:type="character" w:customStyle="1" w:styleId="141">
     <w:name w:val="Heading 1 Char"/>
-    <w:basedOn w:val="132"/>
+    <w:basedOn w:val="134"/>
     <w:link w:val="3"/>
     <w:uiPriority w:val="9"/>
     <w:rPr>
@@ -13888,9 +15135,9 @@
       <w:szCs w:val="28"/>
     </w:rPr>
   </w:style>
-  <w:style w:type="character" w:customStyle="1" w:styleId="139">
+  <w:style w:type="character" w:customStyle="1" w:styleId="142">
     <w:name w:val="Heading 2 Char"/>
-    <w:basedOn w:val="132"/>
+    <w:basedOn w:val="134"/>
     <w:link w:val="4"/>
     <w:uiPriority w:val="9"/>
     <w:rPr>
@@ -13907,9 +15154,9 @@
       </w14:textFill>
     </w:rPr>
   </w:style>
-  <w:style w:type="character" w:customStyle="1" w:styleId="140">
+  <w:style w:type="character" w:customStyle="1" w:styleId="143">
     <w:name w:val="Heading 3 Char"/>
-    <w:basedOn w:val="132"/>
+    <w:basedOn w:val="134"/>
     <w:link w:val="5"/>
     <w:qFormat/>
     <w:uiPriority w:val="9"/>
@@ -13925,10 +15172,10 @@
       </w14:textFill>
     </w:rPr>
   </w:style>
-  <w:style w:type="character" w:customStyle="1" w:styleId="141">
+  <w:style w:type="character" w:customStyle="1" w:styleId="144">
     <w:name w:val="Title Char"/>
-    <w:basedOn w:val="132"/>
-    <w:link w:val="31"/>
+    <w:basedOn w:val="134"/>
+    <w:link w:val="33"/>
     <w:uiPriority w:val="10"/>
     <w:rPr>
       <w:rFonts w:asciiTheme="majorHAnsi" w:hAnsiTheme="majorHAnsi" w:eastAsiaTheme="majorEastAsia" w:cstheme="majorBidi"/>
@@ -13939,9 +15186,9 @@
       <w:szCs w:val="52"/>
     </w:rPr>
   </w:style>
-  <w:style w:type="character" w:customStyle="1" w:styleId="142">
+  <w:style w:type="character" w:customStyle="1" w:styleId="145">
     <w:name w:val="Subtitle Char"/>
-    <w:basedOn w:val="132"/>
+    <w:basedOn w:val="134"/>
     <w:link w:val="26"/>
     <w:uiPriority w:val="11"/>
     <w:rPr>
@@ -13959,7 +15206,7 @@
       </w14:textFill>
     </w:rPr>
   </w:style>
-  <w:style w:type="paragraph" w:styleId="143">
+  <w:style w:type="paragraph" w:styleId="146">
     <w:name w:val="List Paragraph"/>
     <w:basedOn w:val="1"/>
     <w:qFormat/>
@@ -13969,21 +15216,21 @@
       <w:contextualSpacing/>
     </w:pPr>
   </w:style>
-  <w:style w:type="character" w:customStyle="1" w:styleId="144">
+  <w:style w:type="character" w:customStyle="1" w:styleId="147">
     <w:name w:val="Body Text Char"/>
-    <w:basedOn w:val="132"/>
+    <w:basedOn w:val="134"/>
     <w:link w:val="19"/>
     <w:uiPriority w:val="99"/>
   </w:style>
-  <w:style w:type="character" w:customStyle="1" w:styleId="145">
+  <w:style w:type="character" w:customStyle="1" w:styleId="148">
     <w:name w:val="Body Text 2 Char"/>
-    <w:basedOn w:val="132"/>
+    <w:basedOn w:val="134"/>
     <w:link w:val="28"/>
     <w:uiPriority w:val="99"/>
   </w:style>
-  <w:style w:type="character" w:customStyle="1" w:styleId="146">
+  <w:style w:type="character" w:customStyle="1" w:styleId="149">
     <w:name w:val="Body Text 3 Char"/>
-    <w:basedOn w:val="132"/>
+    <w:basedOn w:val="134"/>
     <w:link w:val="17"/>
     <w:uiPriority w:val="99"/>
     <w:rPr>
@@ -13991,9 +15238,9 @@
       <w:szCs w:val="16"/>
     </w:rPr>
   </w:style>
-  <w:style w:type="character" w:customStyle="1" w:styleId="147">
+  <w:style w:type="character" w:customStyle="1" w:styleId="150">
     <w:name w:val="Macro Text Char"/>
-    <w:basedOn w:val="132"/>
+    <w:basedOn w:val="134"/>
     <w:link w:val="2"/>
     <w:uiPriority w:val="99"/>
     <w:rPr>
@@ -14002,11 +15249,11 @@
       <w:szCs w:val="20"/>
     </w:rPr>
   </w:style>
-  <w:style w:type="paragraph" w:styleId="148">
+  <w:style w:type="paragraph" w:styleId="151">
     <w:name w:val="Quote"/>
     <w:basedOn w:val="1"/>
     <w:next w:val="1"/>
-    <w:link w:val="149"/>
+    <w:link w:val="152"/>
     <w:qFormat/>
     <w:uiPriority w:val="29"/>
     <w:rPr>
@@ -14020,10 +15267,10 @@
       </w14:textFill>
     </w:rPr>
   </w:style>
-  <w:style w:type="character" w:customStyle="1" w:styleId="149">
+  <w:style w:type="character" w:customStyle="1" w:styleId="152">
     <w:name w:val="Quote Char"/>
-    <w:basedOn w:val="132"/>
-    <w:link w:val="148"/>
+    <w:basedOn w:val="134"/>
+    <w:link w:val="151"/>
     <w:uiPriority w:val="29"/>
     <w:rPr>
       <w:i/>
@@ -14036,9 +15283,9 @@
       </w14:textFill>
     </w:rPr>
   </w:style>
-  <w:style w:type="character" w:customStyle="1" w:styleId="150">
+  <w:style w:type="character" w:customStyle="1" w:styleId="153">
     <w:name w:val="Heading 4 Char"/>
-    <w:basedOn w:val="132"/>
+    <w:basedOn w:val="134"/>
     <w:link w:val="6"/>
     <w:semiHidden/>
     <w:uiPriority w:val="9"/>
@@ -14056,9 +15303,9 @@
       </w14:textFill>
     </w:rPr>
   </w:style>
-  <w:style w:type="character" w:customStyle="1" w:styleId="151">
+  <w:style w:type="character" w:customStyle="1" w:styleId="154">
     <w:name w:val="Heading 5 Char"/>
-    <w:basedOn w:val="132"/>
+    <w:basedOn w:val="134"/>
     <w:link w:val="7"/>
     <w:semiHidden/>
     <w:qFormat/>
@@ -14068,9 +15315,9 @@
       <w:color w:val="254061" w:themeColor="accent1" w:themeShade="80"/>
     </w:rPr>
   </w:style>
-  <w:style w:type="character" w:customStyle="1" w:styleId="152">
+  <w:style w:type="character" w:customStyle="1" w:styleId="155">
     <w:name w:val="Heading 6 Char"/>
-    <w:basedOn w:val="132"/>
+    <w:basedOn w:val="134"/>
     <w:link w:val="8"/>
     <w:semiHidden/>
     <w:uiPriority w:val="9"/>
@@ -14081,9 +15328,9 @@
       <w:color w:val="254061" w:themeColor="accent1" w:themeShade="80"/>
     </w:rPr>
   </w:style>
-  <w:style w:type="character" w:customStyle="1" w:styleId="153">
+  <w:style w:type="character" w:customStyle="1" w:styleId="156">
     <w:name w:val="Heading 7 Char"/>
-    <w:basedOn w:val="132"/>
+    <w:basedOn w:val="134"/>
     <w:link w:val="9"/>
     <w:semiHidden/>
     <w:uiPriority w:val="9"/>
@@ -14102,9 +15349,9 @@
       </w14:textFill>
     </w:rPr>
   </w:style>
-  <w:style w:type="character" w:customStyle="1" w:styleId="154">
+  <w:style w:type="character" w:customStyle="1" w:styleId="157">
     <w:name w:val="Heading 8 Char"/>
-    <w:basedOn w:val="132"/>
+    <w:basedOn w:val="134"/>
     <w:link w:val="10"/>
     <w:semiHidden/>
     <w:uiPriority w:val="9"/>
@@ -14120,9 +15367,9 @@
       </w14:textFill>
     </w:rPr>
   </w:style>
-  <w:style w:type="character" w:customStyle="1" w:styleId="155">
+  <w:style w:type="character" w:customStyle="1" w:styleId="158">
     <w:name w:val="Heading 9 Char"/>
-    <w:basedOn w:val="132"/>
+    <w:basedOn w:val="134"/>
     <w:link w:val="11"/>
     <w:semiHidden/>
     <w:uiPriority w:val="9"/>
@@ -14143,11 +15390,11 @@
       </w14:textFill>
     </w:rPr>
   </w:style>
-  <w:style w:type="paragraph" w:styleId="156">
+  <w:style w:type="paragraph" w:styleId="159">
     <w:name w:val="Intense Quote"/>
     <w:basedOn w:val="1"/>
     <w:next w:val="1"/>
-    <w:link w:val="157"/>
+    <w:link w:val="160"/>
     <w:qFormat/>
     <w:uiPriority w:val="30"/>
     <w:pPr>
@@ -14170,10 +15417,10 @@
       </w14:textFill>
     </w:rPr>
   </w:style>
-  <w:style w:type="character" w:customStyle="1" w:styleId="157">
+  <w:style w:type="character" w:customStyle="1" w:styleId="160">
     <w:name w:val="Intense Quote Char"/>
-    <w:basedOn w:val="132"/>
-    <w:link w:val="156"/>
+    <w:basedOn w:val="134"/>
+    <w:link w:val="159"/>
     <w:uiPriority w:val="30"/>
     <w:rPr>
       <w:b/>
@@ -14188,9 +15435,9 @@
       </w14:textFill>
     </w:rPr>
   </w:style>
-  <w:style w:type="character" w:customStyle="1" w:styleId="158">
+  <w:style w:type="character" w:customStyle="1" w:styleId="161">
     <w:name w:val="Subtle Emphasis"/>
-    <w:basedOn w:val="132"/>
+    <w:basedOn w:val="134"/>
     <w:qFormat/>
     <w:uiPriority w:val="19"/>
     <w:rPr>
@@ -14207,9 +15454,9 @@
       </w14:textFill>
     </w:rPr>
   </w:style>
-  <w:style w:type="character" w:customStyle="1" w:styleId="159">
+  <w:style w:type="character" w:customStyle="1" w:styleId="162">
     <w:name w:val="Intense Emphasis"/>
-    <w:basedOn w:val="132"/>
+    <w:basedOn w:val="134"/>
     <w:qFormat/>
     <w:uiPriority w:val="21"/>
     <w:rPr>
@@ -14225,9 +15472,9 @@
       </w14:textFill>
     </w:rPr>
   </w:style>
-  <w:style w:type="character" w:customStyle="1" w:styleId="160">
+  <w:style w:type="character" w:customStyle="1" w:styleId="163">
     <w:name w:val="Subtle Reference"/>
-    <w:basedOn w:val="132"/>
+    <w:basedOn w:val="134"/>
     <w:qFormat/>
     <w:uiPriority w:val="31"/>
     <w:rPr>
@@ -14241,9 +15488,9 @@
       </w14:textFill>
     </w:rPr>
   </w:style>
-  <w:style w:type="character" w:customStyle="1" w:styleId="161">
+  <w:style w:type="character" w:customStyle="1" w:styleId="164">
     <w:name w:val="Intense Reference"/>
-    <w:basedOn w:val="132"/>
+    <w:basedOn w:val="134"/>
     <w:qFormat/>
     <w:uiPriority w:val="32"/>
     <w:rPr>
@@ -14260,9 +15507,9 @@
       </w14:textFill>
     </w:rPr>
   </w:style>
-  <w:style w:type="character" w:customStyle="1" w:styleId="162">
+  <w:style w:type="character" w:customStyle="1" w:styleId="165">
     <w:name w:val="Book Title"/>
-    <w:basedOn w:val="132"/>
+    <w:basedOn w:val="134"/>
     <w:qFormat/>
     <w:uiPriority w:val="33"/>
     <w:rPr>
@@ -14272,7 +15519,7 @@
       <w:spacing w:val="5"/>
     </w:rPr>
   </w:style>
-  <w:style w:type="paragraph" w:customStyle="1" w:styleId="163">
+  <w:style w:type="paragraph" w:customStyle="1" w:styleId="166">
     <w:name w:val="TOC Heading"/>
     <w:basedOn w:val="3"/>
     <w:next w:val="1"/>
